--- a/docs/dielectric-IDEs_quick-start_guide.docx
+++ b/docs/dielectric-IDEs_quick-start_guide.docx
@@ -1,25 +1,13 @@
 
 <file path=word/document.xml><?xml version="1.0" encoding="utf-8"?>
-<w:document xmlns:w="http://schemas.openxmlformats.org/wordprocessingml/2006/main" xmlns:m="http://schemas.openxmlformats.org/officeDocument/2006/math" xmlns:r="http://schemas.openxmlformats.org/officeDocument/2006/relationships" xmlns:o="urn:schemas-microsoft-com:office:office" xmlns:v="urn:schemas-microsoft-com:vml" xmlns:w10="urn:schemas-microsoft-com:office:word" xmlns:a="http://schemas.openxmlformats.org/drawingml/2006/main" xmlns:pic="http://schemas.openxmlformats.org/drawingml/2006/picture" xmlns:wp="http://schemas.openxmlformats.org/drawingml/2006/wordprocessingDrawing">
+<w:document xmlns:wpc="http://schemas.microsoft.com/office/word/2010/wordprocessingCanvas" xmlns:cx="http://schemas.microsoft.com/office/drawing/2014/chartex" xmlns:cx1="http://schemas.microsoft.com/office/drawing/2015/9/8/chartex" xmlns:cx2="http://schemas.microsoft.com/office/drawing/2015/10/21/chartex" xmlns:cx3="http://schemas.microsoft.com/office/drawing/2016/5/9/chartex" xmlns:cx4="http://schemas.microsoft.com/office/drawing/2016/5/10/chartex" xmlns:cx5="http://schemas.microsoft.com/office/drawing/2016/5/11/chartex" xmlns:cx6="http://schemas.microsoft.com/office/drawing/2016/5/12/chartex" xmlns:cx7="http://schemas.microsoft.com/office/drawing/2016/5/13/chartex" xmlns:cx8="http://schemas.microsoft.com/office/drawing/2016/5/14/chartex" xmlns:mc="http://schemas.openxmlformats.org/markup-compatibility/2006" xmlns:aink="http://schemas.microsoft.com/office/drawing/2016/ink" xmlns:am3d="http://schemas.microsoft.com/office/drawing/2017/model3d" xmlns:o="urn:schemas-microsoft-com:office:office" xmlns:oel="http://schemas.microsoft.com/office/2019/extlst" xmlns:r="http://schemas.openxmlformats.org/officeDocument/2006/relationships" xmlns:m="http://schemas.openxmlformats.org/officeDocument/2006/math" xmlns:v="urn:schemas-microsoft-com:vml" xmlns:wp14="http://schemas.microsoft.com/office/word/2010/wordprocessingDrawing" xmlns:wp="http://schemas.openxmlformats.org/drawingml/2006/wordprocessingDrawing" xmlns:w10="urn:schemas-microsoft-com:office:word" xmlns:w="http://schemas.openxmlformats.org/wordprocessingml/2006/main" xmlns:w14="http://schemas.microsoft.com/office/word/2010/wordml" xmlns:w15="http://schemas.microsoft.com/office/word/2012/wordml" xmlns:w16cex="http://schemas.microsoft.com/office/word/2018/wordml/cex" xmlns:w16cid="http://schemas.microsoft.com/office/word/2016/wordml/cid" xmlns:w16="http://schemas.microsoft.com/office/word/2018/wordml" xmlns:w16du="http://schemas.microsoft.com/office/word/2023/wordml/word16du" xmlns:w16sdtdh="http://schemas.microsoft.com/office/word/2020/wordml/sdtdatahash" xmlns:w16sdtfl="http://schemas.microsoft.com/office/word/2024/wordml/sdtformatlock" xmlns:w16se="http://schemas.microsoft.com/office/word/2015/wordml/symex" xmlns:wpg="http://schemas.microsoft.com/office/word/2010/wordprocessingGroup" xmlns:wpi="http://schemas.microsoft.com/office/word/2010/wordprocessingInk" xmlns:wne="http://schemas.microsoft.com/office/word/2006/wordml" xmlns:wps="http://schemas.microsoft.com/office/word/2010/wordprocessingShape" mc:Ignorable="w14 w15 w16se w16cid w16 w16cex w16sdtdh w16sdtfl w16du wp14">
   <w:body>
     <w:p>
       <w:pPr>
         <w:pStyle w:val="Title"/>
       </w:pPr>
       <w:r>
-        <w:t xml:space="preserve">dielectric-IDEs:</w:t>
-      </w:r>
-      <w:r>
-        <w:t xml:space="preserve"> </w:t>
-      </w:r>
-      <w:r>
-        <w:t xml:space="preserve">Quick-Start</w:t>
-      </w:r>
-      <w:r>
-        <w:t xml:space="preserve"> </w:t>
-      </w:r>
-      <w:r>
-        <w:t xml:space="preserve">Guide</w:t>
+        <w:t>dielectric-IDEs: Quick-Start Guide</w:t>
       </w:r>
     </w:p>
     <w:p>
@@ -27,362 +15,402 @@
         <w:pStyle w:val="FirstParagraph"/>
       </w:pPr>
       <w:r>
-        <w:t xml:space="preserve">Python code accompanying C. E. McClure et al., “Measuring Dielectric Functions of Thin Films Using Interdigitated Electrodes, with Application to Metal Halide Perovskites” (2026). Code and data: https://github.com/coltonlab/dielectric-IDEs. The examples below use the data files of the paper, which are in the data/ folder, so you can run them and compare your output with what is printed here. The code and data are released under the MIT License (see LICENSE).</w:t>
-      </w:r>
-    </w:p>
-    <w:bookmarkStart w:id="20" w:name="before-you-start"/>
+        <w:t xml:space="preserve">Python code accompanying </w:t>
+      </w:r>
+      <w:r>
+        <w:t>J</w:t>
+      </w:r>
+      <w:r>
+        <w:t xml:space="preserve">. </w:t>
+      </w:r>
+      <w:r>
+        <w:t>S</w:t>
+      </w:r>
+      <w:r>
+        <w:t xml:space="preserve">. </w:t>
+      </w:r>
+      <w:r>
+        <w:t xml:space="preserve">Colton </w:t>
+      </w:r>
+      <w:r>
+        <w:t>et al., “Measuring Dielectric Functions of Thin Films Using Interdigitated Electrodes, with Application to Metal Halide Perovskites” (2026). Code and data: https://github.com/coltonlab/dielectric-IDEs. The examples below use the data files of the paper, which are in the data/ folder, so you can run them and compare your output with what is printed here. The code and data are released under the MIT License (see LICENSE).</w:t>
+      </w:r>
+    </w:p>
     <w:p>
       <w:pPr>
         <w:pStyle w:val="Heading1"/>
       </w:pPr>
-      <w:r>
-        <w:t xml:space="preserve">1. Before you start</w:t>
+      <w:bookmarkStart w:id="0" w:name="before-you-start"/>
+      <w:r>
+        <w:t>1. Before you start</w:t>
       </w:r>
     </w:p>
     <w:p>
       <w:pPr>
         <w:numPr>
           <w:ilvl w:val="0"/>
-          <w:numId w:val="1001"/>
+          <w:numId w:val="2"/>
         </w:numPr>
       </w:pPr>
       <w:r>
-        <w:t xml:space="preserve">Install Python 3 with numpy and scipy (matplotlib only for plots): pip install -r requirements.txt</w:t>
+        <w:t>Install Python 3 with numpy and scipy (matplotlib only for plots): pip install -r requirements.txt</w:t>
       </w:r>
     </w:p>
     <w:p>
       <w:pPr>
         <w:numPr>
           <w:ilvl w:val="0"/>
-          <w:numId w:val="1001"/>
+          <w:numId w:val="2"/>
         </w:numPr>
       </w:pPr>
       <w:r>
-        <w:t xml:space="preserve">Measure, versus frequency, a blank IDE (bare substrate) and an IDE of the same design with your film on it.</w:t>
+        <w:t>Measure, versus frequency, a blank IDE (bare substrate) and an IDE of the same design with your film on it.</w:t>
       </w:r>
     </w:p>
     <w:p>
       <w:pPr>
         <w:numPr>
           <w:ilvl w:val="0"/>
-          <w:numId w:val="1001"/>
+          <w:numId w:val="2"/>
         </w:numPr>
       </w:pPr>
       <w:r>
-        <w:t xml:space="preserve">Measure the film thickness and the electrode dimensions (gap s, finger width w, electrode thickness tₑ, number of fingers N, overlap length L). The film thickness dominates the uncertainty.</w:t>
+        <w:t>Measure the film thickness and the electrode dimensions (gap s, finger width w, electrode thickness tₑ, number of fingers N, overlap length L). The film thickness dominates the uncertainty.</w:t>
       </w:r>
     </w:p>
     <w:p>
       <w:pPr>
         <w:numPr>
           <w:ilvl w:val="0"/>
-          <w:numId w:val="1001"/>
+          <w:numId w:val="2"/>
         </w:numPr>
       </w:pPr>
       <w:r>
-        <w:t xml:space="preserve">Run every command from the dielectric-IDEs folder. Each script lists its options with --help and begins with a comment block explaining what it does.</w:t>
-      </w:r>
-    </w:p>
-    <w:bookmarkEnd w:id="20"/>
-    <w:bookmarkStart w:id="21" w:name="which-script-do-i-use"/>
+        <w:t>Run every command from the dielectric-IDEs folder. Each script lists its options with --help and begins with a comment block explaining what it does.</w:t>
+      </w:r>
+    </w:p>
     <w:p>
       <w:pPr>
         <w:pStyle w:val="Heading1"/>
       </w:pPr>
-      <w:r>
-        <w:t xml:space="preserve">2. Which script do I use?</w:t>
+      <w:bookmarkStart w:id="1" w:name="which-script-do-i-use"/>
+      <w:bookmarkEnd w:id="0"/>
+      <w:r>
+        <w:t>2. Which script do I use?</w:t>
       </w:r>
     </w:p>
     <w:tbl>
       <w:tblPr>
         <w:tblStyle w:val="Table"/>
-        <w:tblW w:type="pct" w:w="5000"/>
-        <w:tblLook w:firstRow="1" w:lastRow="0" w:firstColumn="0" w:lastColumn="0" w:noHBand="0" w:noVBand="0" w:val="0020"/>
-        <w:jc w:val="start"/>
+        <w:tblW w:w="5000" w:type="pct"/>
+        <w:tblLook w:val="0020" w:firstRow="1" w:lastRow="0" w:firstColumn="0" w:lastColumn="0" w:noHBand="0" w:noVBand="0"/>
       </w:tblPr>
       <w:tblGrid>
-        <w:gridCol w:w="2640"/>
-        <w:gridCol w:w="2640"/>
-        <w:gridCol w:w="2640"/>
+        <w:gridCol w:w="3001"/>
+        <w:gridCol w:w="2801"/>
+        <w:gridCol w:w="3774"/>
       </w:tblGrid>
       <w:tr>
         <w:trPr>
-          <w:tblHeader w:val="true"/>
+          <w:cnfStyle w:val="100000000000" w:firstRow="1" w:lastRow="0" w:firstColumn="0" w:lastColumn="0" w:oddVBand="0" w:evenVBand="0" w:oddHBand="0" w:evenHBand="0" w:firstRowFirstColumn="0" w:firstRowLastColumn="0" w:lastRowFirstColumn="0" w:lastRowLastColumn="0"/>
+          <w:tblHeader/>
         </w:trPr>
         <w:tc>
-          <w:tcPr/>
-          <w:p>
-            <w:pPr>
-              <w:pStyle w:val="Compact"/>
-              <w:jc w:val="left"/>
-            </w:pPr>
-            <w:r>
-              <w:t xml:space="preserve">I want to…</w:t>
-            </w:r>
-          </w:p>
-        </w:tc>
-        <w:tc>
-          <w:tcPr/>
-          <w:p>
-            <w:pPr>
-              <w:pStyle w:val="Compact"/>
-              <w:jc w:val="left"/>
-            </w:pPr>
-            <w:r>
-              <w:t xml:space="preserve">Run</w:t>
-            </w:r>
-          </w:p>
-        </w:tc>
-        <w:tc>
-          <w:tcPr/>
-          <w:p>
-            <w:pPr>
-              <w:pStyle w:val="Compact"/>
-              <w:jc w:val="left"/>
-            </w:pPr>
-            <w:r>
-              <w:t xml:space="preserve">Main input</w:t>
+          <w:tcPr>
+            <w:tcW w:w="0" w:type="auto"/>
+          </w:tcPr>
+          <w:p>
+            <w:pPr>
+              <w:pStyle w:val="Compact"/>
+            </w:pPr>
+            <w:r>
+              <w:t>I want to…</w:t>
+            </w:r>
+          </w:p>
+        </w:tc>
+        <w:tc>
+          <w:tcPr>
+            <w:tcW w:w="0" w:type="auto"/>
+          </w:tcPr>
+          <w:p>
+            <w:pPr>
+              <w:pStyle w:val="Compact"/>
+            </w:pPr>
+            <w:r>
+              <w:t>Run</w:t>
+            </w:r>
+          </w:p>
+        </w:tc>
+        <w:tc>
+          <w:tcPr>
+            <w:tcW w:w="0" w:type="auto"/>
+          </w:tcPr>
+          <w:p>
+            <w:pPr>
+              <w:pStyle w:val="Compact"/>
+            </w:pPr>
+            <w:r>
+              <w:t>Main input</w:t>
             </w:r>
           </w:p>
         </w:tc>
       </w:tr>
       <w:tr>
         <w:tc>
-          <w:tcPr/>
-          <w:p>
-            <w:pPr>
-              <w:pStyle w:val="Compact"/>
-              <w:jc w:val="left"/>
-            </w:pPr>
-            <w:r>
-              <w:t xml:space="preserve">calculate the dielectric constant of a film</w:t>
-            </w:r>
-          </w:p>
-        </w:tc>
-        <w:tc>
-          <w:tcPr/>
-          <w:p>
-            <w:pPr>
-              <w:pStyle w:val="Compact"/>
-              <w:jc w:val="left"/>
-            </w:pPr>
-            <w:r>
-              <w:t xml:space="preserve">extract_permittivity.py</w:t>
-            </w:r>
-          </w:p>
-        </w:tc>
-        <w:tc>
-          <w:tcPr/>
-          <w:p>
-            <w:pPr>
-              <w:pStyle w:val="Compact"/>
-              <w:jc w:val="left"/>
-            </w:pPr>
-            <w:r>
-              <w:t xml:space="preserve">blank and film data files, film thickness</w:t>
+          <w:tcPr>
+            <w:tcW w:w="0" w:type="auto"/>
+          </w:tcPr>
+          <w:p>
+            <w:pPr>
+              <w:pStyle w:val="Compact"/>
+            </w:pPr>
+            <w:r>
+              <w:t>calculate the dielectric constant of a film</w:t>
+            </w:r>
+          </w:p>
+        </w:tc>
+        <w:tc>
+          <w:tcPr>
+            <w:tcW w:w="0" w:type="auto"/>
+          </w:tcPr>
+          <w:p>
+            <w:pPr>
+              <w:pStyle w:val="Compact"/>
+            </w:pPr>
+            <w:r>
+              <w:t>extract_permittivity.py</w:t>
+            </w:r>
+          </w:p>
+        </w:tc>
+        <w:tc>
+          <w:tcPr>
+            <w:tcW w:w="0" w:type="auto"/>
+          </w:tcPr>
+          <w:p>
+            <w:pPr>
+              <w:pStyle w:val="Compact"/>
+            </w:pPr>
+            <w:r>
+              <w:t>blank and film data files, film thickness</w:t>
             </w:r>
           </w:p>
         </w:tc>
       </w:tr>
       <w:tr>
         <w:tc>
-          <w:tcPr/>
-          <w:p>
-            <w:pPr>
-              <w:pStyle w:val="Compact"/>
-              <w:jc w:val="left"/>
-            </w:pPr>
-            <w:r>
-              <w:t xml:space="preserve">estimate its uncertainty</w:t>
-            </w:r>
-          </w:p>
-        </w:tc>
-        <w:tc>
-          <w:tcPr/>
-          <w:p>
-            <w:pPr>
-              <w:pStyle w:val="Compact"/>
-              <w:jc w:val="left"/>
-            </w:pPr>
-            <w:r>
-              <w:t xml:space="preserve">uncertainty.py</w:t>
-            </w:r>
-          </w:p>
-        </w:tc>
-        <w:tc>
-          <w:tcPr/>
-          <w:p>
-            <w:pPr>
-              <w:pStyle w:val="Compact"/>
-              <w:jc w:val="left"/>
-            </w:pPr>
-            <w:r>
-              <w:t xml:space="preserve">same as above</w:t>
+          <w:tcPr>
+            <w:tcW w:w="0" w:type="auto"/>
+          </w:tcPr>
+          <w:p>
+            <w:pPr>
+              <w:pStyle w:val="Compact"/>
+            </w:pPr>
+            <w:r>
+              <w:t>estimate its uncertainty</w:t>
+            </w:r>
+          </w:p>
+        </w:tc>
+        <w:tc>
+          <w:tcPr>
+            <w:tcW w:w="0" w:type="auto"/>
+          </w:tcPr>
+          <w:p>
+            <w:pPr>
+              <w:pStyle w:val="Compact"/>
+            </w:pPr>
+            <w:r>
+              <w:t>uncertainty.py</w:t>
+            </w:r>
+          </w:p>
+        </w:tc>
+        <w:tc>
+          <w:tcPr>
+            <w:tcW w:w="0" w:type="auto"/>
+          </w:tcPr>
+          <w:p>
+            <w:pPr>
+              <w:pStyle w:val="Compact"/>
+            </w:pPr>
+            <w:r>
+              <w:t>same as above</w:t>
             </w:r>
           </w:p>
         </w:tc>
       </w:tr>
       <w:tr>
         <w:tc>
-          <w:tcPr/>
-          <w:p>
-            <w:pPr>
-              <w:pStyle w:val="Compact"/>
-              <w:jc w:val="left"/>
-            </w:pPr>
-            <w:r>
-              <w:t xml:space="preserve">get the imaginary part εᵢ (Kramers-Kronig)</w:t>
-            </w:r>
-          </w:p>
-        </w:tc>
-        <w:tc>
-          <w:tcPr/>
-          <w:p>
-            <w:pPr>
-              <w:pStyle w:val="Compact"/>
-              <w:jc w:val="left"/>
-            </w:pPr>
-            <w:r>
-              <w:t xml:space="preserve">kramers_kronig.py</w:t>
-            </w:r>
-          </w:p>
-        </w:tc>
-        <w:tc>
-          <w:tcPr/>
-          <w:p>
-            <w:pPr>
-              <w:pStyle w:val="Compact"/>
-              <w:jc w:val="left"/>
-            </w:pPr>
-            <w:r>
-              <w:t xml:space="preserve">the CSV file written by extract_permittivity.py</w:t>
+          <w:tcPr>
+            <w:tcW w:w="0" w:type="auto"/>
+          </w:tcPr>
+          <w:p>
+            <w:pPr>
+              <w:pStyle w:val="Compact"/>
+            </w:pPr>
+            <w:r>
+              <w:t>get the imaginary part εᵢ (Kramers-Kronig)</w:t>
+            </w:r>
+          </w:p>
+        </w:tc>
+        <w:tc>
+          <w:tcPr>
+            <w:tcW w:w="0" w:type="auto"/>
+          </w:tcPr>
+          <w:p>
+            <w:pPr>
+              <w:pStyle w:val="Compact"/>
+            </w:pPr>
+            <w:r>
+              <w:t>kramers_kronig.py</w:t>
+            </w:r>
+          </w:p>
+        </w:tc>
+        <w:tc>
+          <w:tcPr>
+            <w:tcW w:w="0" w:type="auto"/>
+          </w:tcPr>
+          <w:p>
+            <w:pPr>
+              <w:pStyle w:val="Compact"/>
+            </w:pPr>
+            <w:r>
+              <w:t>the CSV file written by extract_permittivity.py</w:t>
             </w:r>
           </w:p>
         </w:tc>
       </w:tr>
       <w:tr>
         <w:tc>
-          <w:tcPr/>
-          <w:p>
-            <w:pPr>
-              <w:pStyle w:val="Compact"/>
-              <w:jc w:val="left"/>
-            </w:pPr>
-            <w:r>
-              <w:t xml:space="preserve">check the model against a finite-element calculation (2D)</w:t>
-            </w:r>
-          </w:p>
-        </w:tc>
-        <w:tc>
-          <w:tcPr/>
-          <w:p>
-            <w:pPr>
-              <w:pStyle w:val="Compact"/>
-              <w:jc w:val="left"/>
-            </w:pPr>
-            <w:r>
-              <w:t xml:space="preserve">fem2d.py</w:t>
-            </w:r>
-          </w:p>
-        </w:tc>
-        <w:tc>
-          <w:tcPr/>
-          <w:p>
-            <w:pPr>
-              <w:pStyle w:val="Compact"/>
-              <w:jc w:val="left"/>
-            </w:pPr>
-            <w:r>
-              <w:t xml:space="preserve">dielectric constants, film thickness, electrode dimensions</w:t>
+          <w:tcPr>
+            <w:tcW w:w="0" w:type="auto"/>
+          </w:tcPr>
+          <w:p>
+            <w:pPr>
+              <w:pStyle w:val="Compact"/>
+            </w:pPr>
+            <w:r>
+              <w:t>check the model against a finite-element calculation (2D)</w:t>
+            </w:r>
+          </w:p>
+        </w:tc>
+        <w:tc>
+          <w:tcPr>
+            <w:tcW w:w="0" w:type="auto"/>
+          </w:tcPr>
+          <w:p>
+            <w:pPr>
+              <w:pStyle w:val="Compact"/>
+            </w:pPr>
+            <w:r>
+              <w:t>fem2d.py</w:t>
+            </w:r>
+          </w:p>
+        </w:tc>
+        <w:tc>
+          <w:tcPr>
+            <w:tcW w:w="0" w:type="auto"/>
+          </w:tcPr>
+          <w:p>
+            <w:pPr>
+              <w:pStyle w:val="Compact"/>
+            </w:pPr>
+            <w:r>
+              <w:t>dielectric constants, film thickness, electrode dimensions</w:t>
             </w:r>
           </w:p>
         </w:tc>
       </w:tr>
       <w:tr>
         <w:tc>
-          <w:tcPr/>
-          <w:p>
-            <w:pPr>
-              <w:pStyle w:val="Compact"/>
-              <w:jc w:val="left"/>
-            </w:pPr>
-            <w:r>
-              <w:t xml:space="preserve">check the finger-end correction N_eff (3D, advanced)</w:t>
-            </w:r>
-          </w:p>
-        </w:tc>
-        <w:tc>
-          <w:tcPr/>
-          <w:p>
-            <w:pPr>
-              <w:pStyle w:val="Compact"/>
-              <w:jc w:val="left"/>
-            </w:pPr>
-            <w:r>
-              <w:t xml:space="preserve">fem3d_end_correction.py</w:t>
-            </w:r>
-          </w:p>
-        </w:tc>
-        <w:tc>
-          <w:tcPr/>
-          <w:p>
-            <w:pPr>
-              <w:pStyle w:val="Compact"/>
-              <w:jc w:val="left"/>
-            </w:pPr>
-            <w:r>
-              <w:t xml:space="preserve">electrode and chip dimensions, film</w:t>
+          <w:tcPr>
+            <w:tcW w:w="0" w:type="auto"/>
+          </w:tcPr>
+          <w:p>
+            <w:pPr>
+              <w:pStyle w:val="Compact"/>
+            </w:pPr>
+            <w:r>
+              <w:t>check the finger-end correction N_eff (3D, advanced)</w:t>
+            </w:r>
+          </w:p>
+        </w:tc>
+        <w:tc>
+          <w:tcPr>
+            <w:tcW w:w="0" w:type="auto"/>
+          </w:tcPr>
+          <w:p>
+            <w:pPr>
+              <w:pStyle w:val="Compact"/>
+            </w:pPr>
+            <w:r>
+              <w:t>fem3d_end_correction.py</w:t>
+            </w:r>
+          </w:p>
+        </w:tc>
+        <w:tc>
+          <w:tcPr>
+            <w:tcW w:w="0" w:type="auto"/>
+          </w:tcPr>
+          <w:p>
+            <w:pPr>
+              <w:pStyle w:val="Compact"/>
+            </w:pPr>
+            <w:r>
+              <w:t>electrode and chip dimensions, film</w:t>
             </w:r>
           </w:p>
         </w:tc>
       </w:tr>
       <w:tr>
         <w:tc>
-          <w:tcPr/>
-          <w:p>
-            <w:pPr>
-              <w:pStyle w:val="Compact"/>
-              <w:jc w:val="left"/>
-            </w:pPr>
-            <w:r>
-              <w:t xml:space="preserve">reproduce the numbers in the paper</w:t>
-            </w:r>
-          </w:p>
-        </w:tc>
-        <w:tc>
-          <w:tcPr/>
-          <w:p>
-            <w:pPr>
-              <w:pStyle w:val="Compact"/>
-              <w:jc w:val="left"/>
-            </w:pPr>
-            <w:r>
-              <w:t xml:space="preserve">reproduce_paper.py</w:t>
-            </w:r>
-          </w:p>
-        </w:tc>
-        <w:tc>
-          <w:tcPr/>
-          <w:p>
-            <w:pPr>
-              <w:pStyle w:val="Compact"/>
-              <w:jc w:val="left"/>
-            </w:pPr>
-            <w:r>
-              <w:t xml:space="preserve">the data/ folder (and --paper options of the other scripts)</w:t>
+          <w:tcPr>
+            <w:tcW w:w="0" w:type="auto"/>
+          </w:tcPr>
+          <w:p>
+            <w:pPr>
+              <w:pStyle w:val="Compact"/>
+            </w:pPr>
+            <w:r>
+              <w:t>reproduce the numbers in the paper</w:t>
+            </w:r>
+          </w:p>
+        </w:tc>
+        <w:tc>
+          <w:tcPr>
+            <w:tcW w:w="0" w:type="auto"/>
+          </w:tcPr>
+          <w:p>
+            <w:pPr>
+              <w:pStyle w:val="Compact"/>
+            </w:pPr>
+            <w:r>
+              <w:t>reproduce_paper.py</w:t>
+            </w:r>
+          </w:p>
+        </w:tc>
+        <w:tc>
+          <w:tcPr>
+            <w:tcW w:w="0" w:type="auto"/>
+          </w:tcPr>
+          <w:p>
+            <w:pPr>
+              <w:pStyle w:val="Compact"/>
+            </w:pPr>
+            <w:r>
+              <w:t>the data/ folder (and --paper options of the other scripts)</w:t>
             </w:r>
           </w:p>
         </w:tc>
       </w:tr>
     </w:tbl>
-    <w:bookmarkEnd w:id="21"/>
-    <w:bookmarkStart w:id="22" w:name="data-file-format"/>
     <w:p>
       <w:pPr>
         <w:pStyle w:val="Heading1"/>
       </w:pPr>
-      <w:r>
-        <w:t xml:space="preserve">3. Data file format</w:t>
+      <w:bookmarkStart w:id="2" w:name="data-file-format"/>
+      <w:bookmarkEnd w:id="1"/>
+      <w:r>
+        <w:lastRenderedPageBreak/>
+        <w:t>3. Data file format</w:t>
       </w:r>
     </w:p>
     <w:p>
@@ -390,291 +418,279 @@
         <w:pStyle w:val="FirstParagraph"/>
       </w:pPr>
       <w:r>
-        <w:t xml:space="preserve">Plain-text CSV, one row per frequency, no header needed. The data files of the paper are named</w:t>
-      </w:r>
-      <w:r>
-        <w:t xml:space="preserve"> </w:t>
-      </w:r>
-      <w:r>
-        <w:rPr>
-          <w:rStyle w:val="VerbatimChar"/>
-        </w:rPr>
-        <w:t xml:space="preserve">&lt;compound&gt;_&lt;sample&gt;.csv</w:t>
-      </w:r>
-      <w:r>
-        <w:t xml:space="preserve"> </w:t>
-      </w:r>
-      <w:r>
-        <w:t xml:space="preserve">(for example</w:t>
-      </w:r>
-      <w:r>
-        <w:t xml:space="preserve"> </w:t>
-      </w:r>
-      <w:r>
-        <w:rPr>
-          <w:rStyle w:val="VerbatimChar"/>
-        </w:rPr>
-        <w:t xml:space="preserve">MAPbI3_s1.csv</w:t>
-      </w:r>
-      <w:r>
-        <w:t xml:space="preserve">), plus</w:t>
-      </w:r>
-      <w:r>
-        <w:t xml:space="preserve"> </w:t>
-      </w:r>
-      <w:r>
-        <w:rPr>
-          <w:rStyle w:val="VerbatimChar"/>
-        </w:rPr>
-        <w:t xml:space="preserve">blank_main_batch.csv</w:t>
-      </w:r>
-      <w:r>
-        <w:t xml:space="preserve">,</w:t>
-      </w:r>
-      <w:r>
-        <w:t xml:space="preserve"> </w:t>
-      </w:r>
-      <w:r>
-        <w:rPr>
-          <w:rStyle w:val="VerbatimChar"/>
-        </w:rPr>
-        <w:t xml:space="preserve">blank_second_batch.csv</w:t>
-      </w:r>
-      <w:r>
-        <w:t xml:space="preserve"> </w:t>
-      </w:r>
-      <w:r>
-        <w:t xml:space="preserve">and</w:t>
-      </w:r>
-      <w:r>
-        <w:t xml:space="preserve"> </w:t>
-      </w:r>
-      <w:r>
-        <w:rPr>
-          <w:rStyle w:val="VerbatimChar"/>
-        </w:rPr>
-        <w:t xml:space="preserve">water_1cm.csv</w:t>
-      </w:r>
-      <w:r>
-        <w:t xml:space="preserve">;</w:t>
-      </w:r>
-      <w:r>
-        <w:t xml:space="preserve"> </w:t>
-      </w:r>
-      <w:r>
-        <w:rPr>
-          <w:rStyle w:val="VerbatimChar"/>
-        </w:rPr>
-        <w:t xml:space="preserve">data/samples.csv</w:t>
-      </w:r>
-      <w:r>
-        <w:t xml:space="preserve"> </w:t>
-      </w:r>
-      <w:r>
-        <w:t xml:space="preserve">gives each file's sample, compound, film thickness, wafer batch and blank, and its original name in our lab records. Our files have four columns (HP 4192A analyzer, parallel mode):</w:t>
+        <w:t xml:space="preserve">Plain-text CSV, one row per frequency, no header needed. The data files of the paper are named </w:t>
+      </w:r>
+      <w:r>
+        <w:rPr>
+          <w:rStyle w:val="VerbatimChar"/>
+        </w:rPr>
+        <w:t>&lt;compound&gt;_&lt;sample&gt;.csv</w:t>
+      </w:r>
+      <w:r>
+        <w:t xml:space="preserve"> (for example </w:t>
+      </w:r>
+      <w:r>
+        <w:rPr>
+          <w:rStyle w:val="VerbatimChar"/>
+        </w:rPr>
+        <w:t>MAPbI3_s1.csv</w:t>
+      </w:r>
+      <w:r>
+        <w:t xml:space="preserve">), plus </w:t>
+      </w:r>
+      <w:r>
+        <w:rPr>
+          <w:rStyle w:val="VerbatimChar"/>
+        </w:rPr>
+        <w:t>blank_main_batch.csv</w:t>
+      </w:r>
+      <w:r>
+        <w:t xml:space="preserve">, </w:t>
+      </w:r>
+      <w:r>
+        <w:rPr>
+          <w:rStyle w:val="VerbatimChar"/>
+        </w:rPr>
+        <w:t>blank_second_batch.csv</w:t>
+      </w:r>
+      <w:r>
+        <w:t xml:space="preserve"> and </w:t>
+      </w:r>
+      <w:r>
+        <w:rPr>
+          <w:rStyle w:val="VerbatimChar"/>
+        </w:rPr>
+        <w:t>water_1cm.csv</w:t>
+      </w:r>
+      <w:r>
+        <w:t xml:space="preserve">; </w:t>
+      </w:r>
+      <w:r>
+        <w:rPr>
+          <w:rStyle w:val="VerbatimChar"/>
+        </w:rPr>
+        <w:t>data/samples.csv</w:t>
+      </w:r>
+      <w:r>
+        <w:t xml:space="preserve"> gives each file's sample, compound, film thickness, wafer batch and blank, and its original name in our lab records. Our files have four columns (HP 4192A analyzer, parallel mode):</w:t>
       </w:r>
     </w:p>
     <w:tbl>
       <w:tblPr>
         <w:tblStyle w:val="Table"/>
-        <w:tblW w:type="auto" w:w="0"/>
-        <w:tblLook w:firstRow="1" w:lastRow="0" w:firstColumn="0" w:lastColumn="0" w:noHBand="0" w:noVBand="0" w:val="0020"/>
-        <w:jc w:val="start"/>
+        <w:tblW w:w="0" w:type="auto"/>
+        <w:tblLook w:val="0020" w:firstRow="1" w:lastRow="0" w:firstColumn="0" w:lastColumn="0" w:noHBand="0" w:noVBand="0"/>
       </w:tblPr>
       <w:tblGrid>
-        <w:gridCol w:w="2640"/>
-        <w:gridCol w:w="2640"/>
-        <w:gridCol w:w="2640"/>
+        <w:gridCol w:w="1010"/>
+        <w:gridCol w:w="4143"/>
+        <w:gridCol w:w="654"/>
       </w:tblGrid>
       <w:tr>
         <w:trPr>
-          <w:tblHeader w:val="true"/>
+          <w:cnfStyle w:val="100000000000" w:firstRow="1" w:lastRow="0" w:firstColumn="0" w:lastColumn="0" w:oddVBand="0" w:evenVBand="0" w:oddHBand="0" w:evenHBand="0" w:firstRowFirstColumn="0" w:firstRowLastColumn="0" w:lastRowFirstColumn="0" w:lastRowLastColumn="0"/>
+          <w:tblHeader/>
         </w:trPr>
         <w:tc>
-          <w:tcPr/>
-          <w:p>
-            <w:pPr>
-              <w:pStyle w:val="Compact"/>
-              <w:jc w:val="left"/>
-            </w:pPr>
-            <w:r>
-              <w:t xml:space="preserve">Column</w:t>
-            </w:r>
-          </w:p>
-        </w:tc>
-        <w:tc>
-          <w:tcPr/>
-          <w:p>
-            <w:pPr>
-              <w:pStyle w:val="Compact"/>
-              <w:jc w:val="left"/>
-            </w:pPr>
-            <w:r>
-              <w:t xml:space="preserve">Quantity</w:t>
-            </w:r>
-          </w:p>
-        </w:tc>
-        <w:tc>
-          <w:tcPr/>
-          <w:p>
-            <w:pPr>
-              <w:pStyle w:val="Compact"/>
-              <w:jc w:val="left"/>
-            </w:pPr>
-            <w:r>
-              <w:t xml:space="preserve">Unit</w:t>
+          <w:tcPr>
+            <w:tcW w:w="0" w:type="auto"/>
+          </w:tcPr>
+          <w:p>
+            <w:pPr>
+              <w:pStyle w:val="Compact"/>
+            </w:pPr>
+            <w:r>
+              <w:t>Column</w:t>
+            </w:r>
+          </w:p>
+        </w:tc>
+        <w:tc>
+          <w:tcPr>
+            <w:tcW w:w="0" w:type="auto"/>
+          </w:tcPr>
+          <w:p>
+            <w:pPr>
+              <w:pStyle w:val="Compact"/>
+            </w:pPr>
+            <w:r>
+              <w:t>Quantity</w:t>
+            </w:r>
+          </w:p>
+        </w:tc>
+        <w:tc>
+          <w:tcPr>
+            <w:tcW w:w="0" w:type="auto"/>
+          </w:tcPr>
+          <w:p>
+            <w:pPr>
+              <w:pStyle w:val="Compact"/>
+            </w:pPr>
+            <w:r>
+              <w:t>Unit</w:t>
             </w:r>
           </w:p>
         </w:tc>
       </w:tr>
       <w:tr>
         <w:tc>
-          <w:tcPr/>
-          <w:p>
-            <w:pPr>
-              <w:pStyle w:val="Compact"/>
-              <w:jc w:val="left"/>
-            </w:pPr>
-            <w:r>
-              <w:t xml:space="preserve">0</w:t>
-            </w:r>
-          </w:p>
-        </w:tc>
-        <w:tc>
-          <w:tcPr/>
-          <w:p>
-            <w:pPr>
-              <w:pStyle w:val="Compact"/>
-              <w:jc w:val="left"/>
-            </w:pPr>
-            <w:r>
-              <w:t xml:space="preserve">frequency f</w:t>
-            </w:r>
-          </w:p>
-        </w:tc>
-        <w:tc>
-          <w:tcPr/>
-          <w:p>
-            <w:pPr>
-              <w:pStyle w:val="Compact"/>
-              <w:jc w:val="left"/>
-            </w:pPr>
-            <w:r>
-              <w:t xml:space="preserve">Hz</w:t>
+          <w:tcPr>
+            <w:tcW w:w="0" w:type="auto"/>
+          </w:tcPr>
+          <w:p>
+            <w:pPr>
+              <w:pStyle w:val="Compact"/>
+            </w:pPr>
+            <w:r>
+              <w:t>0</w:t>
+            </w:r>
+          </w:p>
+        </w:tc>
+        <w:tc>
+          <w:tcPr>
+            <w:tcW w:w="0" w:type="auto"/>
+          </w:tcPr>
+          <w:p>
+            <w:pPr>
+              <w:pStyle w:val="Compact"/>
+            </w:pPr>
+            <w:r>
+              <w:t>frequency f</w:t>
+            </w:r>
+          </w:p>
+        </w:tc>
+        <w:tc>
+          <w:tcPr>
+            <w:tcW w:w="0" w:type="auto"/>
+          </w:tcPr>
+          <w:p>
+            <w:pPr>
+              <w:pStyle w:val="Compact"/>
+            </w:pPr>
+            <w:r>
+              <w:t>Hz</w:t>
             </w:r>
           </w:p>
         </w:tc>
       </w:tr>
       <w:tr>
         <w:tc>
-          <w:tcPr/>
-          <w:p>
-            <w:pPr>
-              <w:pStyle w:val="Compact"/>
-              <w:jc w:val="left"/>
-            </w:pPr>
-            <w:r>
-              <w:t xml:space="preserve">1</w:t>
-            </w:r>
-          </w:p>
-        </w:tc>
-        <w:tc>
-          <w:tcPr/>
-          <w:p>
-            <w:pPr>
-              <w:pStyle w:val="Compact"/>
-              <w:jc w:val="left"/>
-            </w:pPr>
-            <w:r>
-              <w:t xml:space="preserve">admittance magnitude │Y│ (not used)</w:t>
-            </w:r>
-          </w:p>
-        </w:tc>
-        <w:tc>
-          <w:tcPr/>
-          <w:p>
-            <w:pPr>
-              <w:pStyle w:val="Compact"/>
-              <w:jc w:val="left"/>
-            </w:pPr>
-            <w:r>
-              <w:t xml:space="preserve">S</w:t>
+          <w:tcPr>
+            <w:tcW w:w="0" w:type="auto"/>
+          </w:tcPr>
+          <w:p>
+            <w:pPr>
+              <w:pStyle w:val="Compact"/>
+            </w:pPr>
+            <w:r>
+              <w:t>1</w:t>
+            </w:r>
+          </w:p>
+        </w:tc>
+        <w:tc>
+          <w:tcPr>
+            <w:tcW w:w="0" w:type="auto"/>
+          </w:tcPr>
+          <w:p>
+            <w:pPr>
+              <w:pStyle w:val="Compact"/>
+            </w:pPr>
+            <w:r>
+              <w:t>admittance magnitude │Y│ (not used)</w:t>
+            </w:r>
+          </w:p>
+        </w:tc>
+        <w:tc>
+          <w:tcPr>
+            <w:tcW w:w="0" w:type="auto"/>
+          </w:tcPr>
+          <w:p>
+            <w:pPr>
+              <w:pStyle w:val="Compact"/>
+            </w:pPr>
+            <w:r>
+              <w:t>S</w:t>
             </w:r>
           </w:p>
         </w:tc>
       </w:tr>
       <w:tr>
         <w:tc>
-          <w:tcPr/>
-          <w:p>
-            <w:pPr>
-              <w:pStyle w:val="Compact"/>
-              <w:jc w:val="left"/>
-            </w:pPr>
-            <w:r>
-              <w:t xml:space="preserve">2</w:t>
-            </w:r>
-          </w:p>
-        </w:tc>
-        <w:tc>
-          <w:tcPr/>
-          <w:p>
-            <w:pPr>
-              <w:pStyle w:val="Compact"/>
-              <w:jc w:val="left"/>
-            </w:pPr>
-            <w:r>
-              <w:t xml:space="preserve">parallel conductance G</w:t>
-            </w:r>
-          </w:p>
-        </w:tc>
-        <w:tc>
-          <w:tcPr/>
-          <w:p>
-            <w:pPr>
-              <w:pStyle w:val="Compact"/>
-              <w:jc w:val="left"/>
-            </w:pPr>
-            <w:r>
-              <w:t xml:space="preserve">S</w:t>
+          <w:tcPr>
+            <w:tcW w:w="0" w:type="auto"/>
+          </w:tcPr>
+          <w:p>
+            <w:pPr>
+              <w:pStyle w:val="Compact"/>
+            </w:pPr>
+            <w:r>
+              <w:t>2</w:t>
+            </w:r>
+          </w:p>
+        </w:tc>
+        <w:tc>
+          <w:tcPr>
+            <w:tcW w:w="0" w:type="auto"/>
+          </w:tcPr>
+          <w:p>
+            <w:pPr>
+              <w:pStyle w:val="Compact"/>
+            </w:pPr>
+            <w:r>
+              <w:t>parallel conductance G</w:t>
+            </w:r>
+          </w:p>
+        </w:tc>
+        <w:tc>
+          <w:tcPr>
+            <w:tcW w:w="0" w:type="auto"/>
+          </w:tcPr>
+          <w:p>
+            <w:pPr>
+              <w:pStyle w:val="Compact"/>
+            </w:pPr>
+            <w:r>
+              <w:t>S</w:t>
             </w:r>
           </w:p>
         </w:tc>
       </w:tr>
       <w:tr>
         <w:tc>
-          <w:tcPr/>
-          <w:p>
-            <w:pPr>
-              <w:pStyle w:val="Compact"/>
-              <w:jc w:val="left"/>
-            </w:pPr>
-            <w:r>
-              <w:t xml:space="preserve">3</w:t>
-            </w:r>
-          </w:p>
-        </w:tc>
-        <w:tc>
-          <w:tcPr/>
-          <w:p>
-            <w:pPr>
-              <w:pStyle w:val="Compact"/>
-              <w:jc w:val="left"/>
-            </w:pPr>
-            <w:r>
-              <w:t xml:space="preserve">parallel capacitance Cp</w:t>
-            </w:r>
-          </w:p>
-        </w:tc>
-        <w:tc>
-          <w:tcPr/>
-          <w:p>
-            <w:pPr>
-              <w:pStyle w:val="Compact"/>
-              <w:jc w:val="left"/>
-            </w:pPr>
-            <w:r>
-              <w:t xml:space="preserve">F</w:t>
+          <w:tcPr>
+            <w:tcW w:w="0" w:type="auto"/>
+          </w:tcPr>
+          <w:p>
+            <w:pPr>
+              <w:pStyle w:val="Compact"/>
+            </w:pPr>
+            <w:r>
+              <w:t>3</w:t>
+            </w:r>
+          </w:p>
+        </w:tc>
+        <w:tc>
+          <w:tcPr>
+            <w:tcW w:w="0" w:type="auto"/>
+          </w:tcPr>
+          <w:p>
+            <w:pPr>
+              <w:pStyle w:val="Compact"/>
+            </w:pPr>
+            <w:r>
+              <w:t>parallel capacitance Cp</w:t>
+            </w:r>
+          </w:p>
+        </w:tc>
+        <w:tc>
+          <w:tcPr>
+            <w:tcW w:w="0" w:type="auto"/>
+          </w:tcPr>
+          <w:p>
+            <w:pPr>
+              <w:pStyle w:val="Compact"/>
+            </w:pPr>
+            <w:r>
+              <w:t>F</w:t>
             </w:r>
           </w:p>
         </w:tc>
@@ -685,7 +701,7 @@
         <w:pStyle w:val="BodyText"/>
       </w:pPr>
       <w:r>
-        <w:t xml:space="preserve">First lines of data/MAPbI3_s1.csv:</w:t>
+        <w:t>First lines of data/MAPbI3_s1.csv:</w:t>
       </w:r>
     </w:p>
     <w:p>
@@ -696,7 +712,7 @@
         <w:rPr>
           <w:rStyle w:val="VerbatimChar"/>
         </w:rPr>
-        <w:t xml:space="preserve">5.000000000000001,0.000000214250000,0.000000214500000,0.000000000188750</w:t>
+        <w:t>5.000000000000001,0.000000214250000,0.000000214500000,0.000000000188750</w:t>
       </w:r>
       <w:r>
         <w:br/>
@@ -705,7 +721,7 @@
         <w:rPr>
           <w:rStyle w:val="VerbatimChar"/>
         </w:rPr>
-        <w:t xml:space="preserve">5.795884707147059,0.000000215375000,0.000000215500000,0.000000000165000</w:t>
+        <w:t>5.795884707147059,0.000000215375000,0.000000215500000,0.000000000165000</w:t>
       </w:r>
     </w:p>
     <w:p>
@@ -713,17 +729,17 @@
         <w:pStyle w:val="FirstParagraph"/>
       </w:pPr>
       <w:r>
-        <w:t xml:space="preserve">If your columns are in a different order, give their numbers (counting from 0) as --columns f,G,Cp, for example --columns 0,2,1. If you have no conductance, use −1 for G (--columns 0,-1,1); the loss correction is then skipped.</w:t>
-      </w:r>
-    </w:p>
-    <w:bookmarkEnd w:id="22"/>
-    <w:bookmarkStart w:id="23" w:name="example-dielectric-constant-of-a-film"/>
+        <w:t>If your columns are in a different order, give their numbers (counting from 0) as --columns f,G,Cp, for example --columns 0,2,1. If you have no conductance, use −1 for G (--columns 0,-1,1); the loss correction is then skipped.</w:t>
+      </w:r>
+    </w:p>
     <w:p>
       <w:pPr>
         <w:pStyle w:val="Heading1"/>
       </w:pPr>
-      <w:r>
-        <w:t xml:space="preserve">4. Example: dielectric constant of a film</w:t>
+      <w:bookmarkStart w:id="3" w:name="example-dielectric-constant-of-a-film"/>
+      <w:bookmarkEnd w:id="2"/>
+      <w:r>
+        <w:t>4. Example: dielectric constant of a film</w:t>
       </w:r>
     </w:p>
     <w:p>
@@ -731,7 +747,7 @@
         <w:pStyle w:val="FirstParagraph"/>
       </w:pPr>
       <w:r>
-        <w:t xml:space="preserve">MAPbI₃ film s1 (437.8 nm thick) on our IDEs, with the blank of the same wafer batch:</w:t>
+        <w:t>MAPbI₃ film s1 (437.8 nm thick) on our IDEs, with the blank of the same wafer batch:</w:t>
       </w:r>
     </w:p>
     <w:p>
@@ -742,7 +758,7 @@
         <w:rPr>
           <w:rStyle w:val="VerbatimChar"/>
         </w:rPr>
-        <w:t xml:space="preserve">python extract_permittivity.py --blank data/blank_main_batch.csv \</w:t>
+        <w:t>python extract_permittivity.py --blank data/blank_main_batch.csv \</w:t>
       </w:r>
       <w:r>
         <w:br/>
@@ -768,7 +784,7 @@
         <w:pStyle w:val="FirstParagraph"/>
       </w:pPr>
       <w:r>
-        <w:t xml:space="preserve">It takes about 20 seconds and prints (spaces shortened and long lines wrapped here):</w:t>
+        <w:t>It takes about 20 seconds and prints (spaces shortened and long lines wrapped here):</w:t>
       </w:r>
     </w:p>
     <w:p>
@@ -779,7 +795,7 @@
         <w:rPr>
           <w:rStyle w:val="VerbatimChar"/>
         </w:rPr>
-        <w:t xml:space="preserve">N_eff = 130.892;  results written to MAPI_s1.csv</w:t>
+        <w:t>N_eff = 130.892;  results written to MAPI_s1.csv</w:t>
       </w:r>
       <w:r>
         <w:br/>
@@ -850,51 +866,52 @@
         <w:pStyle w:val="FirstParagraph"/>
       </w:pPr>
       <w:r>
-        <w:t xml:space="preserve">The value at 9.67 MHz, 46.25, is the 46.2 of Fig. 7 of the paper. MAPI_s1.csv has one row per frequency (100 Hz–10 MHz by default) with these columns:</w:t>
+        <w:t>The value at 9.67 MHz, 46.25, is the 46.2 of Fig. 7 of the paper. MAPI_s1.csv has one row per frequency (100 Hz–10 MHz by default) with these columns:</w:t>
       </w:r>
     </w:p>
     <w:p>
       <w:pPr>
         <w:numPr>
           <w:ilvl w:val="0"/>
-          <w:numId w:val="1002"/>
+          <w:numId w:val="3"/>
         </w:numPr>
       </w:pPr>
       <w:r>
-        <w:t xml:space="preserve">eps_substrate: the substrate (quartz) dielectric constant from the blank.</w:t>
+        <w:t>eps_substrate: the substrate (quartz) dielectric constant from the blank.</w:t>
       </w:r>
     </w:p>
     <w:p>
       <w:pPr>
         <w:numPr>
           <w:ilvl w:val="0"/>
-          <w:numId w:val="1002"/>
+          <w:numId w:val="3"/>
         </w:numPr>
       </w:pPr>
       <w:r>
-        <w:t xml:space="preserve">eps_r_Cp_only: the film’s εᵣ from the measured capacitance alone.</w:t>
+        <w:t>eps_r_Cp_only: the film’s εᵣ from the measured capacitance alone.</w:t>
       </w:r>
     </w:p>
     <w:p>
       <w:pPr>
         <w:numPr>
           <w:ilvl w:val="0"/>
-          <w:numId w:val="1002"/>
+          <w:numId w:val="3"/>
         </w:numPr>
       </w:pPr>
       <w:r>
-        <w:t xml:space="preserve">eps_r_loss_corrected, eps_loss_incl_conduction: εᵣ and ε″ from fitting the complex capacitance Cp − iG/ω, below 2 MHz. Fitting Cp alone overestimates εᵣ of a lossy film. ε″ includes DC conduction and any error in G (here it is negative near 1 MHz, where our G had a setup error).</w:t>
+        <w:lastRenderedPageBreak/>
+        <w:t>eps_r_loss_corrected, eps_loss_incl_conduction: εᵣ and ε″ from fitting the complex capacitance Cp − iG/ω, below 2 MHz. Fitting Cp alone overestimates εᵣ of a lossy film. ε″ includes DC conduction and any error in G (here it is negative near 1 MHz, where our G had a setup error).</w:t>
       </w:r>
     </w:p>
     <w:p>
       <w:pPr>
         <w:numPr>
           <w:ilvl w:val="0"/>
-          <w:numId w:val="1002"/>
+          <w:numId w:val="3"/>
         </w:numPr>
       </w:pPr>
       <w:r>
-        <w:t xml:space="preserve">eps_r: the recommended value, as in the paper (loss-corrected below 2 MHz, Cp only above).</w:t>
+        <w:t>eps_r: the recommended value, as in the paper (loss-corrected below 2 MHz, Cp only above).</w:t>
       </w:r>
     </w:p>
     <w:p>
@@ -902,17 +919,17 @@
         <w:pStyle w:val="FirstParagraph"/>
       </w:pPr>
       <w:r>
-        <w:t xml:space="preserve">For your own electrodes add --s-um 10 --w-um 10 --te-um 0.1 --N 50 --L-mm 2.0 (gap, width and thickness in µm, number of fingers, overlap in mm). Other useful options: --fmin/--fmax (frequency range), --loss-cutoff (where your G is reliable), --bulk (a liquid such as water covering the electrodes), and no --film at all to analyze only the substrate.</w:t>
-      </w:r>
-    </w:p>
-    <w:bookmarkEnd w:id="23"/>
-    <w:bookmarkStart w:id="24" w:name="example-uncertainty"/>
+        <w:t>For your own electrodes add --s-um 10 --w-um 10 --te-um 0.1 --N 50 --L-mm 2.0 (gap, width and thickness in µm, number of fingers, overlap in mm). Other useful options: --fmin/--fmax (frequency range), --loss-cutoff (where your G is reliable), --bulk (a liquid such as water covering the electrodes), and no --film at all to analyze only the substrate.</w:t>
+      </w:r>
+    </w:p>
     <w:p>
       <w:pPr>
         <w:pStyle w:val="Heading1"/>
       </w:pPr>
-      <w:r>
-        <w:t xml:space="preserve">5. Example: uncertainty</w:t>
+      <w:bookmarkStart w:id="4" w:name="example-uncertainty"/>
+      <w:bookmarkEnd w:id="3"/>
+      <w:r>
+        <w:t>5. Example: uncertainty</w:t>
       </w:r>
     </w:p>
     <w:p>
@@ -923,7 +940,7 @@
         <w:rPr>
           <w:rStyle w:val="VerbatimChar"/>
         </w:rPr>
-        <w:t xml:space="preserve">python uncertainty.py --blank data/blank_main_batch.csv \</w:t>
+        <w:t>python uncertainty.py --blank data/blank_main_batch.csv \</w:t>
       </w:r>
       <w:r>
         <w:br/>
@@ -949,7 +966,7 @@
         <w:pStyle w:val="FirstParagraph"/>
       </w:pPr>
       <w:r>
-        <w:t xml:space="preserve">Last line printed (9.67 MHz; wrapped here), in percent of εᵣ:</w:t>
+        <w:t>Last line printed (9.67 MHz; wrapped here), in percent of εᵣ:</w:t>
       </w:r>
     </w:p>
     <w:p>
@@ -960,7 +977,7 @@
         <w:rPr>
           <w:rStyle w:val="VerbatimChar"/>
         </w:rPr>
-        <w:t xml:space="preserve">f = 9674842.1 Hz  eps_r = 46.25  total 6.50%  (thickness_abs 4.42,</w:t>
+        <w:t>f = 9674842.1 Hz  eps_r = 46.25  total 6.50%  (thickness_abs 4.42,</w:t>
       </w:r>
       <w:r>
         <w:br/>
@@ -986,17 +1003,17 @@
         <w:pStyle w:val="FirstParagraph"/>
       </w:pPr>
       <w:r>
-        <w:t xml:space="preserve">This is the 46.2 ± 3.0 of the paper. The six items are those of Sec. IVB: absolute thickness (±20 nm), film-to-film thickness variation (4.4%), chip-to-chip variation of the blank (0.3%), the analyzer’s error at high frequency (0.27% at 9.67 MHz, ∝ f²), electrode geometry and model (0.5%), and capacitance resolution (0.0041 pF). These defaults describe our measurements; set your own, e.g. --dt-nm 10 if your thickness is known to ±10 nm. MAPI_s1_unc.csv gives every item at every frequency.</w:t>
-      </w:r>
-    </w:p>
-    <w:bookmarkEnd w:id="24"/>
-    <w:bookmarkStart w:id="25" w:name="example-imaginary-part-by-kramers-kronig"/>
+        <w:t>This is the 46.2 ± 3.0 of the paper. The six items are those of Sec. IVB: absolute thickness (±20 nm), film-to-film thickness variation (4.4%), chip-to-chip variation of the blank (0.3%), the analyzer’s error at high frequency (0.27% at 9.67 MHz, ∝ f²), electrode geometry and model (0.5%), and capacitance resolution (0.0041 pF). These defaults describe our measurements; set your own, e.g. --dt-nm 10 if your thickness is known to ±10 nm. MAPI_s1_unc.csv gives every item at every frequency.</w:t>
+      </w:r>
+    </w:p>
     <w:p>
       <w:pPr>
         <w:pStyle w:val="Heading1"/>
       </w:pPr>
-      <w:r>
-        <w:t xml:space="preserve">6. Example: imaginary part by Kramers-Kronig</w:t>
+      <w:bookmarkStart w:id="5" w:name="example-imaginary-part-by-kramers-kronig"/>
+      <w:bookmarkEnd w:id="4"/>
+      <w:r>
+        <w:t>6. Example: imaginary part by Kramers-Kronig</w:t>
       </w:r>
     </w:p>
     <w:p>
@@ -1007,7 +1024,7 @@
         <w:rPr>
           <w:rStyle w:val="VerbatimChar"/>
         </w:rPr>
-        <w:t xml:space="preserve">python kramers_kronig.py --input MAPI_s1.csv --plot</w:t>
+        <w:t>python kramers_kronig.py --input MAPI_s1.csv --plot</w:t>
       </w:r>
       <w:r>
         <w:br/>
@@ -1016,7 +1033,7 @@
         <w:rPr>
           <w:rStyle w:val="VerbatimChar"/>
         </w:rPr>
-        <w:t xml:space="preserve">results written to MAPI_s1_KK.csv; fit rms 0.264%</w:t>
+        <w:t>results written to MAPI_s1_KK.csv; fit rms 0.264%</w:t>
       </w:r>
       <w:r>
         <w:br/>
@@ -1025,7 +1042,7 @@
         <w:rPr>
           <w:rStyle w:val="VerbatimChar"/>
         </w:rPr>
-        <w:t xml:space="preserve">eps_i at 1.055e+06 Hz = 1.416 (NOT determined)</w:t>
+        <w:t>eps_i at 1.055e+06 Hz = 1.416 (NOT determined)</w:t>
       </w:r>
     </w:p>
     <w:p>
@@ -1033,17 +1050,18 @@
         <w:pStyle w:val="FirstParagraph"/>
       </w:pPr>
       <w:r>
-        <w:t xml:space="preserve">The fit gives εᵢ at every frequency, but near the ends of the measured range εᵢ is not fixed by the data. The column eps_i_determined is 1 where εᵢ changes by less than 20% when the smoothing is changed by a factor of 30 and when the range is shortened by two points at each end (Appendix B). For this film, εᵢ = 5.16 at 63.8 kHz is determined (variants 5.11–5.16); εᵢ = 1.40 at 1.42 MHz is not (variants 0.68–1.75). For thick films with large low-frequency signals the paper extends the input down to 5 Hz: run extract_permittivity.py with --fmin 4 --substrate-fixed-below 90 first.</w:t>
-      </w:r>
-    </w:p>
-    <w:bookmarkEnd w:id="25"/>
-    <w:bookmarkStart w:id="26" w:name="example-finite-element-checks"/>
+        <w:t>The fit gives εᵢ at every frequency, but near the ends of the measured range εᵢ is not fixed by the data. The column eps_i_determined is 1 where εᵢ changes by less than 20% when the smoothing is changed by a factor of 30 and when the range is shortened by two points at each end (Appendix B). For this film, εᵢ = 5.16 at 63.8 kHz is determined (variants 5.11–5.16); εᵢ = 1.40 at 1.42 MHz is not (variants 0.68–1.75). For thick films with large low-frequency signals the paper extends the input down to 5 Hz: run extract_permittivity.py with --fmin 4 --substrate-fixed-below 90 first.</w:t>
+      </w:r>
+    </w:p>
     <w:p>
       <w:pPr>
         <w:pStyle w:val="Heading1"/>
       </w:pPr>
-      <w:r>
-        <w:t xml:space="preserve">7. Example: finite-element checks</w:t>
+      <w:bookmarkStart w:id="6" w:name="example-finite-element-checks"/>
+      <w:bookmarkEnd w:id="5"/>
+      <w:r>
+        <w:lastRenderedPageBreak/>
+        <w:t>7. Example: finite-element checks</w:t>
       </w:r>
     </w:p>
     <w:p>
@@ -1051,7 +1069,7 @@
         <w:pStyle w:val="FirstParagraph"/>
       </w:pPr>
       <w:r>
-        <w:t xml:space="preserve">2D check of the model for a given film and geometry (fem2d.py, about 10 s):</w:t>
+        <w:t>2D check of the model for a given film and geometry (fem2d.py, about 10 s):</w:t>
       </w:r>
     </w:p>
     <w:p>
@@ -1062,7 +1080,7 @@
         <w:rPr>
           <w:rStyle w:val="VerbatimChar"/>
         </w:rPr>
-        <w:t xml:space="preserve">python fem2d.py --eps-film 47 --eps-sub 4.52 --thickness-nm 437.8</w:t>
+        <w:t>python fem2d.py --eps-film 47 --eps-sub 4.52 --thickness-nm 437.8</w:t>
       </w:r>
       <w:r>
         <w:br/>
@@ -1071,7 +1089,7 @@
         <w:rPr>
           <w:rStyle w:val="VerbatimChar"/>
         </w:rPr>
-        <w:t xml:space="preserve">FEM (30240 nodes): S = 7.1796289   model: S = 7.1787841</w:t>
+        <w:t>FEM (30240 nodes): S = 7.1796289   model: S = 7.1787841</w:t>
       </w:r>
       <w:r>
         <w:br/>
@@ -1088,7 +1106,7 @@
         <w:pStyle w:val="FirstParagraph"/>
       </w:pPr>
       <w:r>
-        <w:t xml:space="preserve">S is the capacitance in the units of the model (C = ε₀ N_eff L (π/8) S). The finite-element value decreases toward the true capacitance as the mesh is refined; with --refine 64 --growth 0.04 it falls below the model, which then lies 0.008% above it, as in the paper. Use this to check the model for thick electrodes (large tₑ/a), where its error grows (about 0.6% at tₑ/a = 0.06).</w:t>
+        <w:t>S is the capacitance in the units of the model (C = ε₀ N_eff L (π/8) S). The finite-element value decreases toward the true capacitance as the mesh is refined; with --refine 64 --growth 0.04 it falls below the model, which then lies 0.008% above it, as in the paper. Use this to check the model for thick electrodes (large tₑ/a), where its error grows (about 0.6% at tₑ/a = 0.06).</w:t>
       </w:r>
     </w:p>
     <w:p>
@@ -1096,7 +1114,7 @@
         <w:pStyle w:val="BodyText"/>
       </w:pPr>
       <w:r>
-        <w:t xml:space="preserve">3D finger-end correction (fem3d_end_correction.py, advanced, about 10 s per run):</w:t>
+        <w:t>3D finger-end correction (fem3d_end_correction.py, advanced, about 10 s per run):</w:t>
       </w:r>
     </w:p>
     <w:p>
@@ -1107,7 +1125,7 @@
         <w:rPr>
           <w:rStyle w:val="VerbatimChar"/>
         </w:rPr>
-        <w:t xml:space="preserve">python fem3d_end_correction.py</w:t>
+        <w:t>python fem3d_end_correction.py</w:t>
       </w:r>
       <w:r>
         <w:br/>
@@ -1116,7 +1134,7 @@
         <w:rPr>
           <w:rStyle w:val="VerbatimChar"/>
         </w:rPr>
-        <w:t xml:space="preserve">bare substrate: the ends add 1.678% to the mutual capacitance</w:t>
+        <w:t>bare substrate: the ends add 1.678% to the mutual capacitance</w:t>
       </w:r>
       <w:r>
         <w:br/>
@@ -1133,347 +1151,372 @@
         <w:pStyle w:val="FirstParagraph"/>
       </w:pPr>
       <w:r>
-        <w:t xml:space="preserve">Add --thickness-nm and --eps-film for a film: the script then reports the extra overlap per finger end for the film’s contribution, which the rule N_eff = N − ½ + N a/L takes as 0.5a (0.54a–0.57a for our films). Change --a-um, --w-um, --L-um, --gap-um, --B-um and --tq-um for your chip.</w:t>
-      </w:r>
-    </w:p>
-    <w:bookmarkEnd w:id="26"/>
-    <w:bookmarkStart w:id="27" w:name="reproducing-the-paper"/>
+        <w:t>Add --thickness-nm and --eps-film for a film: the script then reports the extra overlap per finger end for the film’s contribution, which the rule N_eff = N − ½ + N a/L takes as 0.5a (0.54a–0.57a for our films). Change --a-um, --w-um, --L-um, --gap-um, --B-um and --tq-um for your chip.</w:t>
+      </w:r>
+    </w:p>
     <w:p>
       <w:pPr>
         <w:pStyle w:val="Heading1"/>
       </w:pPr>
-      <w:r>
-        <w:t xml:space="preserve">8. Reproducing the paper</w:t>
+      <w:bookmarkStart w:id="7" w:name="reproducing-the-paper"/>
+      <w:bookmarkEnd w:id="6"/>
+      <w:r>
+        <w:t>8. Reproducing the paper</w:t>
       </w:r>
     </w:p>
     <w:tbl>
       <w:tblPr>
         <w:tblStyle w:val="Table"/>
-        <w:tblW w:type="pct" w:w="5000"/>
-        <w:tblLook w:firstRow="1" w:lastRow="0" w:firstColumn="0" w:lastColumn="0" w:noHBand="0" w:noVBand="0" w:val="0020"/>
-        <w:jc w:val="start"/>
+        <w:tblW w:w="5000" w:type="pct"/>
+        <w:tblLook w:val="0020" w:firstRow="1" w:lastRow="0" w:firstColumn="0" w:lastColumn="0" w:noHBand="0" w:noVBand="0"/>
       </w:tblPr>
       <w:tblGrid>
-        <w:gridCol w:w="2640"/>
-        <w:gridCol w:w="2640"/>
-        <w:gridCol w:w="2640"/>
+        <w:gridCol w:w="3611"/>
+        <w:gridCol w:w="4823"/>
+        <w:gridCol w:w="1142"/>
       </w:tblGrid>
       <w:tr>
         <w:trPr>
-          <w:tblHeader w:val="true"/>
+          <w:cnfStyle w:val="100000000000" w:firstRow="1" w:lastRow="0" w:firstColumn="0" w:lastColumn="0" w:oddVBand="0" w:evenVBand="0" w:oddHBand="0" w:evenHBand="0" w:firstRowFirstColumn="0" w:firstRowLastColumn="0" w:lastRowFirstColumn="0" w:lastRowLastColumn="0"/>
+          <w:tblHeader/>
         </w:trPr>
         <w:tc>
-          <w:tcPr/>
-          <w:p>
-            <w:pPr>
-              <w:pStyle w:val="Compact"/>
-              <w:jc w:val="left"/>
-            </w:pPr>
-            <w:r>
-              <w:t xml:space="preserve">Command</w:t>
-            </w:r>
-          </w:p>
-        </w:tc>
-        <w:tc>
-          <w:tcPr/>
-          <w:p>
-            <w:pPr>
-              <w:pStyle w:val="Compact"/>
-              <w:jc w:val="left"/>
-            </w:pPr>
-            <w:r>
-              <w:t xml:space="preserve">Reproduces</w:t>
-            </w:r>
-          </w:p>
-        </w:tc>
-        <w:tc>
-          <w:tcPr/>
-          <w:p>
-            <w:pPr>
-              <w:pStyle w:val="Compact"/>
-              <w:jc w:val="left"/>
-            </w:pPr>
-            <w:r>
-              <w:t xml:space="preserve">Time</w:t>
+          <w:tcPr>
+            <w:tcW w:w="0" w:type="auto"/>
+          </w:tcPr>
+          <w:p>
+            <w:pPr>
+              <w:pStyle w:val="Compact"/>
+            </w:pPr>
+            <w:r>
+              <w:t>Command</w:t>
+            </w:r>
+          </w:p>
+        </w:tc>
+        <w:tc>
+          <w:tcPr>
+            <w:tcW w:w="0" w:type="auto"/>
+          </w:tcPr>
+          <w:p>
+            <w:pPr>
+              <w:pStyle w:val="Compact"/>
+            </w:pPr>
+            <w:r>
+              <w:t>Reproduces</w:t>
+            </w:r>
+          </w:p>
+        </w:tc>
+        <w:tc>
+          <w:tcPr>
+            <w:tcW w:w="0" w:type="auto"/>
+          </w:tcPr>
+          <w:p>
+            <w:pPr>
+              <w:pStyle w:val="Compact"/>
+            </w:pPr>
+            <w:r>
+              <w:t>Time</w:t>
             </w:r>
           </w:p>
         </w:tc>
       </w:tr>
       <w:tr>
         <w:tc>
-          <w:tcPr/>
-          <w:p>
-            <w:pPr>
-              <w:pStyle w:val="Compact"/>
-              <w:jc w:val="left"/>
-            </w:pPr>
-            <w:r>
-              <w:t xml:space="preserve">python reproduce_paper.py</w:t>
-            </w:r>
-          </w:p>
-        </w:tc>
-        <w:tc>
-          <w:tcPr/>
-          <w:p>
-            <w:pPr>
-              <w:pStyle w:val="Compact"/>
-              <w:jc w:val="left"/>
-            </w:pPr>
-            <w:r>
-              <w:t xml:space="preserve">all εᵣ values in the paper (prints “18 of 18 values agree”)</w:t>
-            </w:r>
-          </w:p>
-        </w:tc>
-        <w:tc>
-          <w:tcPr/>
-          <w:p>
-            <w:pPr>
-              <w:pStyle w:val="Compact"/>
-              <w:jc w:val="left"/>
-            </w:pPr>
-            <w:r>
-              <w:t xml:space="preserve">≈ 4 min</w:t>
+          <w:tcPr>
+            <w:tcW w:w="0" w:type="auto"/>
+          </w:tcPr>
+          <w:p>
+            <w:pPr>
+              <w:pStyle w:val="Compact"/>
+            </w:pPr>
+            <w:r>
+              <w:t>python reproduce_paper.py</w:t>
+            </w:r>
+          </w:p>
+        </w:tc>
+        <w:tc>
+          <w:tcPr>
+            <w:tcW w:w="0" w:type="auto"/>
+          </w:tcPr>
+          <w:p>
+            <w:pPr>
+              <w:pStyle w:val="Compact"/>
+            </w:pPr>
+            <w:r>
+              <w:t>all εᵣ values in the paper (prints “18 of 18 values agree”)</w:t>
+            </w:r>
+          </w:p>
+        </w:tc>
+        <w:tc>
+          <w:tcPr>
+            <w:tcW w:w="0" w:type="auto"/>
+          </w:tcPr>
+          <w:p>
+            <w:pPr>
+              <w:pStyle w:val="Compact"/>
+            </w:pPr>
+            <w:r>
+              <w:t>≈ 4 min</w:t>
             </w:r>
           </w:p>
         </w:tc>
       </w:tr>
       <w:tr>
         <w:tc>
-          <w:tcPr/>
-          <w:p>
-            <w:pPr>
-              <w:pStyle w:val="Compact"/>
-              <w:jc w:val="left"/>
-            </w:pPr>
-            <w:r>
-              <w:t xml:space="preserve">python uncertainty.py --paper</w:t>
-            </w:r>
-          </w:p>
-        </w:tc>
-        <w:tc>
-          <w:tcPr/>
-          <w:p>
-            <w:pPr>
-              <w:pStyle w:val="Compact"/>
-              <w:jc w:val="left"/>
-            </w:pPr>
-            <w:r>
-              <w:t xml:space="preserve">the uncertainties of Sec. IVB</w:t>
-            </w:r>
-          </w:p>
-        </w:tc>
-        <w:tc>
-          <w:tcPr/>
-          <w:p>
-            <w:pPr>
-              <w:pStyle w:val="Compact"/>
-              <w:jc w:val="left"/>
-            </w:pPr>
-            <w:r>
-              <w:t xml:space="preserve">≈ 1–2 min</w:t>
+          <w:tcPr>
+            <w:tcW w:w="0" w:type="auto"/>
+          </w:tcPr>
+          <w:p>
+            <w:pPr>
+              <w:pStyle w:val="Compact"/>
+            </w:pPr>
+            <w:r>
+              <w:t>python uncertainty.py --paper</w:t>
+            </w:r>
+          </w:p>
+        </w:tc>
+        <w:tc>
+          <w:tcPr>
+            <w:tcW w:w="0" w:type="auto"/>
+          </w:tcPr>
+          <w:p>
+            <w:pPr>
+              <w:pStyle w:val="Compact"/>
+            </w:pPr>
+            <w:r>
+              <w:t>the uncertainties of Sec. IVB</w:t>
+            </w:r>
+          </w:p>
+        </w:tc>
+        <w:tc>
+          <w:tcPr>
+            <w:tcW w:w="0" w:type="auto"/>
+          </w:tcPr>
+          <w:p>
+            <w:pPr>
+              <w:pStyle w:val="Compact"/>
+            </w:pPr>
+            <w:r>
+              <w:t>≈ 1–2 min</w:t>
             </w:r>
           </w:p>
         </w:tc>
       </w:tr>
       <w:tr>
         <w:tc>
-          <w:tcPr/>
-          <w:p>
-            <w:pPr>
-              <w:pStyle w:val="Compact"/>
-              <w:jc w:val="left"/>
-            </w:pPr>
-            <w:r>
-              <w:t xml:space="preserve">python kramers_kronig.py --paper</w:t>
-            </w:r>
-          </w:p>
-        </w:tc>
-        <w:tc>
-          <w:tcPr/>
-          <w:p>
-            <w:pPr>
-              <w:pStyle w:val="Compact"/>
-              <w:jc w:val="left"/>
-            </w:pPr>
-            <w:r>
-              <w:t xml:space="preserve">εᵢ of all films (Fig. 5, Sec. IVB)</w:t>
-            </w:r>
-          </w:p>
-        </w:tc>
-        <w:tc>
-          <w:tcPr/>
-          <w:p>
-            <w:pPr>
-              <w:pStyle w:val="Compact"/>
-              <w:jc w:val="left"/>
-            </w:pPr>
-            <w:r>
-              <w:t xml:space="preserve">≈ 7 min</w:t>
+          <w:tcPr>
+            <w:tcW w:w="0" w:type="auto"/>
+          </w:tcPr>
+          <w:p>
+            <w:pPr>
+              <w:pStyle w:val="Compact"/>
+            </w:pPr>
+            <w:r>
+              <w:t>python kramers_kronig.py --paper</w:t>
+            </w:r>
+          </w:p>
+        </w:tc>
+        <w:tc>
+          <w:tcPr>
+            <w:tcW w:w="0" w:type="auto"/>
+          </w:tcPr>
+          <w:p>
+            <w:pPr>
+              <w:pStyle w:val="Compact"/>
+            </w:pPr>
+            <w:r>
+              <w:t>εᵢ of all films (Fig. 5, Sec. IVB)</w:t>
+            </w:r>
+          </w:p>
+        </w:tc>
+        <w:tc>
+          <w:tcPr>
+            <w:tcW w:w="0" w:type="auto"/>
+          </w:tcPr>
+          <w:p>
+            <w:pPr>
+              <w:pStyle w:val="Compact"/>
+            </w:pPr>
+            <w:r>
+              <w:t>≈ 7 min</w:t>
             </w:r>
           </w:p>
         </w:tc>
       </w:tr>
       <w:tr>
         <w:tc>
-          <w:tcPr/>
-          <w:p>
-            <w:pPr>
-              <w:pStyle w:val="Compact"/>
-              <w:jc w:val="left"/>
-            </w:pPr>
-            <w:r>
-              <w:t xml:space="preserve">python fem2d.py --paper</w:t>
-            </w:r>
-          </w:p>
-        </w:tc>
-        <w:tc>
-          <w:tcPr/>
-          <w:p>
-            <w:pPr>
-              <w:pStyle w:val="Compact"/>
-              <w:jc w:val="left"/>
-            </w:pPr>
-            <w:r>
-              <w:t xml:space="preserve">Supplemental S4 and S9; recovery test of Sec. IIIB6</w:t>
-            </w:r>
-          </w:p>
-        </w:tc>
-        <w:tc>
-          <w:tcPr/>
-          <w:p>
-            <w:pPr>
-              <w:pStyle w:val="Compact"/>
-              <w:jc w:val="left"/>
-            </w:pPr>
-            <w:r>
-              <w:t xml:space="preserve">≈ 3 min</w:t>
+          <w:tcPr>
+            <w:tcW w:w="0" w:type="auto"/>
+          </w:tcPr>
+          <w:p>
+            <w:pPr>
+              <w:pStyle w:val="Compact"/>
+            </w:pPr>
+            <w:r>
+              <w:t>python fem2d.py --paper</w:t>
+            </w:r>
+          </w:p>
+        </w:tc>
+        <w:tc>
+          <w:tcPr>
+            <w:tcW w:w="0" w:type="auto"/>
+          </w:tcPr>
+          <w:p>
+            <w:pPr>
+              <w:pStyle w:val="Compact"/>
+            </w:pPr>
+            <w:r>
+              <w:t>Supplemental S4 and S9; recovery test of Sec. IIIB6</w:t>
+            </w:r>
+          </w:p>
+        </w:tc>
+        <w:tc>
+          <w:tcPr>
+            <w:tcW w:w="0" w:type="auto"/>
+          </w:tcPr>
+          <w:p>
+            <w:pPr>
+              <w:pStyle w:val="Compact"/>
+            </w:pPr>
+            <w:r>
+              <w:t>≈ 3 min</w:t>
             </w:r>
           </w:p>
         </w:tc>
       </w:tr>
       <w:tr>
         <w:tc>
-          <w:tcPr/>
-          <w:p>
-            <w:pPr>
-              <w:pStyle w:val="Compact"/>
-              <w:jc w:val="left"/>
-            </w:pPr>
-            <w:r>
-              <w:t xml:space="preserve">python fem3d_end_correction.py --paper</w:t>
-            </w:r>
-          </w:p>
-        </w:tc>
-        <w:tc>
-          <w:tcPr/>
-          <w:p>
-            <w:pPr>
-              <w:pStyle w:val="Compact"/>
-              <w:jc w:val="left"/>
-            </w:pPr>
-            <w:r>
-              <w:t xml:space="preserve">Appendix C (1.68%; 0.54a–0.57a per end)</w:t>
-            </w:r>
-          </w:p>
-        </w:tc>
-        <w:tc>
-          <w:tcPr/>
-          <w:p>
-            <w:pPr>
-              <w:pStyle w:val="Compact"/>
-              <w:jc w:val="left"/>
-            </w:pPr>
-            <w:r>
-              <w:t xml:space="preserve">≈ 2 min</w:t>
+          <w:tcPr>
+            <w:tcW w:w="0" w:type="auto"/>
+          </w:tcPr>
+          <w:p>
+            <w:pPr>
+              <w:pStyle w:val="Compact"/>
+            </w:pPr>
+            <w:r>
+              <w:t>python fem3d_end_correction.py --paper</w:t>
+            </w:r>
+          </w:p>
+        </w:tc>
+        <w:tc>
+          <w:tcPr>
+            <w:tcW w:w="0" w:type="auto"/>
+          </w:tcPr>
+          <w:p>
+            <w:pPr>
+              <w:pStyle w:val="Compact"/>
+            </w:pPr>
+            <w:r>
+              <w:t>Appendix C (1.68%; 0.54a–0.57a per end)</w:t>
+            </w:r>
+          </w:p>
+        </w:tc>
+        <w:tc>
+          <w:tcPr>
+            <w:tcW w:w="0" w:type="auto"/>
+          </w:tcPr>
+          <w:p>
+            <w:pPr>
+              <w:pStyle w:val="Compact"/>
+            </w:pPr>
+            <w:r>
+              <w:t>≈ 2 min</w:t>
             </w:r>
           </w:p>
         </w:tc>
       </w:tr>
       <w:tr>
         <w:tc>
-          <w:tcPr/>
-          <w:p>
-            <w:pPr>
-              <w:pStyle w:val="Compact"/>
-              <w:jc w:val="left"/>
-            </w:pPr>
-            <w:r>
-              <w:t xml:space="preserve">python make_si_data_files.py</w:t>
-            </w:r>
-          </w:p>
-        </w:tc>
-        <w:tc>
-          <w:tcPr/>
-          <w:p>
-            <w:pPr>
-              <w:pStyle w:val="Compact"/>
-              <w:jc w:val="left"/>
-            </w:pPr>
-            <w:r>
-              <w:t xml:space="preserve">the Supplemental data files S6_data_*.csv (run the first and third rows first)</w:t>
-            </w:r>
-          </w:p>
-        </w:tc>
-        <w:tc>
-          <w:tcPr/>
-          <w:p>
-            <w:pPr>
-              <w:pStyle w:val="Compact"/>
-              <w:jc w:val="left"/>
-            </w:pPr>
-            <w:r>
-              <w:t xml:space="preserve">≈ 2 min</w:t>
+          <w:tcPr>
+            <w:tcW w:w="0" w:type="auto"/>
+          </w:tcPr>
+          <w:p>
+            <w:pPr>
+              <w:pStyle w:val="Compact"/>
+            </w:pPr>
+            <w:r>
+              <w:t>python make_si_data_files.py</w:t>
+            </w:r>
+          </w:p>
+        </w:tc>
+        <w:tc>
+          <w:tcPr>
+            <w:tcW w:w="0" w:type="auto"/>
+          </w:tcPr>
+          <w:p>
+            <w:pPr>
+              <w:pStyle w:val="Compact"/>
+            </w:pPr>
+            <w:r>
+              <w:t>the Supplemental data files S6_data_*.csv (run the first and third rows first)</w:t>
+            </w:r>
+          </w:p>
+        </w:tc>
+        <w:tc>
+          <w:tcPr>
+            <w:tcW w:w="0" w:type="auto"/>
+          </w:tcPr>
+          <w:p>
+            <w:pPr>
+              <w:pStyle w:val="Compact"/>
+            </w:pPr>
+            <w:r>
+              <w:t>≈ 2 min</w:t>
             </w:r>
           </w:p>
         </w:tc>
       </w:tr>
       <w:tr>
         <w:tc>
-          <w:tcPr/>
-          <w:p>
-            <w:pPr>
-              <w:pStyle w:val="Compact"/>
-              <w:jc w:val="left"/>
-            </w:pPr>
-            <w:r>
-              <w:t xml:space="preserve">python check_model.py</w:t>
-            </w:r>
-          </w:p>
-        </w:tc>
-        <w:tc>
-          <w:tcPr/>
-          <w:p>
-            <w:pPr>
-              <w:pStyle w:val="Compact"/>
-              <w:jc w:val="left"/>
-            </w:pPr>
-            <w:r>
-              <w:t xml:space="preserve">quick self-test (conformal mapping, convergence)</w:t>
-            </w:r>
-          </w:p>
-        </w:tc>
-        <w:tc>
-          <w:tcPr/>
-          <w:p>
-            <w:pPr>
-              <w:pStyle w:val="Compact"/>
-              <w:jc w:val="left"/>
-            </w:pPr>
-            <w:r>
-              <w:t xml:space="preserve">seconds</w:t>
+          <w:tcPr>
+            <w:tcW w:w="0" w:type="auto"/>
+          </w:tcPr>
+          <w:p>
+            <w:pPr>
+              <w:pStyle w:val="Compact"/>
+            </w:pPr>
+            <w:r>
+              <w:t>python check_model.py</w:t>
+            </w:r>
+          </w:p>
+        </w:tc>
+        <w:tc>
+          <w:tcPr>
+            <w:tcW w:w="0" w:type="auto"/>
+          </w:tcPr>
+          <w:p>
+            <w:pPr>
+              <w:pStyle w:val="Compact"/>
+            </w:pPr>
+            <w:r>
+              <w:t>quick self-test (conformal mapping, convergence)</w:t>
+            </w:r>
+          </w:p>
+        </w:tc>
+        <w:tc>
+          <w:tcPr>
+            <w:tcW w:w="0" w:type="auto"/>
+          </w:tcPr>
+          <w:p>
+            <w:pPr>
+              <w:pStyle w:val="Compact"/>
+            </w:pPr>
+            <w:r>
+              <w:t>seconds</w:t>
             </w:r>
           </w:p>
         </w:tc>
       </w:tr>
     </w:tbl>
-    <w:bookmarkEnd w:id="27"/>
-    <w:bookmarkStart w:id="28" w:name="using-the-model-in-your-own-python-code"/>
     <w:p>
       <w:pPr>
         <w:pStyle w:val="Heading1"/>
       </w:pPr>
-      <w:r>
-        <w:t xml:space="preserve">9. Using the model in your own Python code</w:t>
+      <w:bookmarkStart w:id="8" w:name="using-the-model-in-your-own-python-code"/>
+      <w:bookmarkEnd w:id="7"/>
+      <w:r>
+        <w:lastRenderedPageBreak/>
+        <w:t>9. Using the model in your own Python code</w:t>
       </w:r>
     </w:p>
     <w:p>
@@ -1484,7 +1527,7 @@
         <w:rPr>
           <w:rStyle w:val="VerbatimChar"/>
         </w:rPr>
-        <w:t xml:space="preserve">from ide_model import IDEGeometry, IDEModel</w:t>
+        <w:t>from ide_model import IDEGeometry, IDEModel</w:t>
       </w:r>
       <w:r>
         <w:br/>
@@ -1493,7 +1536,7 @@
         <w:rPr>
           <w:rStyle w:val="VerbatimChar"/>
         </w:rPr>
-        <w:t xml:space="preserve">geom = IDEGeometry(s_um=50.27, w_um=29.78, te_um=0.12, N=130, L_mm=7.475)</w:t>
+        <w:t>geom = IDEGeometry(s_um=50.27, w_um=29.78, te_um=0.12, N=130, L_mm=7.475)</w:t>
       </w:r>
       <w:r>
         <w:br/>
@@ -1502,7 +1545,7 @@
         <w:rPr>
           <w:rStyle w:val="VerbatimChar"/>
         </w:rPr>
-        <w:t xml:space="preserve">model = IDEModel(geom)</w:t>
+        <w:t>model = IDEModel(geom)</w:t>
       </w:r>
       <w:r>
         <w:br/>
@@ -1511,7 +1554,7 @@
         <w:rPr>
           <w:rStyle w:val="VerbatimChar"/>
         </w:rPr>
-        <w:t xml:space="preserve"># measured capacitances in farads: blank, then film</w:t>
+        <w:t># measured capacitances in farads: blank, then film</w:t>
       </w:r>
       <w:r>
         <w:br/>
@@ -1520,7 +1563,7 @@
         <w:rPr>
           <w:rStyle w:val="VerbatimChar"/>
         </w:rPr>
-        <w:t xml:space="preserve">eps_Q = model.solve_substrate(19.887e-12)</w:t>
+        <w:t>eps_Q = model.solve_substrate(19.887e-12)</w:t>
       </w:r>
       <w:r>
         <w:br/>
@@ -1529,7 +1572,7 @@
         <w:rPr>
           <w:rStyle w:val="VerbatimChar"/>
         </w:rPr>
-        <w:t xml:space="preserve">eps_P = model.solve_film(24.424e-12, eps_Q, t_film_um=0.438)</w:t>
+        <w:t>eps_P = model.solve_film(24.424e-12, eps_Q, t_film_um=0.438)</w:t>
       </w:r>
       <w:r>
         <w:br/>
@@ -1538,7 +1581,7 @@
         <w:rPr>
           <w:rStyle w:val="VerbatimChar"/>
         </w:rPr>
-        <w:t xml:space="preserve">print(f"{eps_Q:.3f} {eps_P:.2f}")     # prints 4.520 47.01</w:t>
+        <w:t>print(f"{eps_Q:.3f} {eps_P:.2f}")     # prints 4.520 47.01</w:t>
       </w:r>
     </w:p>
     <w:p>
@@ -1546,32 +1589,57 @@
         <w:pStyle w:val="FirstParagraph"/>
       </w:pPr>
       <w:r>
-        <w:t xml:space="preserve">The model also accepts complex dielectric constants (solve_substrate_complex, solve_film_complex). The comments at the top of ide_model.py explain the geometry, the method and the units.</w:t>
-      </w:r>
-    </w:p>
-    <w:bookmarkEnd w:id="28"/>
-    <w:sectPr/>
+        <w:t>The model also accepts complex dielectric constants (solve_substrate_complex, solve_film_complex). The comments at the top of ide_model.py explain the geometry, the method and the units.</w:t>
+      </w:r>
+      <w:bookmarkEnd w:id="8"/>
+    </w:p>
+    <w:sectPr>
+      <w:pgSz w:w="12240" w:h="15840"/>
+      <w:pgMar w:top="1440" w:right="1440" w:bottom="1440" w:left="1440" w:header="720" w:footer="720" w:gutter="0"/>
+      <w:cols w:space="720"/>
+    </w:sectPr>
   </w:body>
 </w:document>
 </file>
 
-<file path=word/comments.xml><?xml version="1.0" encoding="utf-8"?>
-<w:comments xmlns:w="http://schemas.openxmlformats.org/wordprocessingml/2006/main" xmlns:m="http://schemas.openxmlformats.org/officeDocument/2006/math" xmlns:r="http://schemas.openxmlformats.org/officeDocument/2006/relationships" xmlns:o="urn:schemas-microsoft-com:office:office" xmlns:v="urn:schemas-microsoft-com:vml" xmlns:w10="urn:schemas-microsoft-com:office:word" xmlns:a="http://schemas.openxmlformats.org/drawingml/2006/main" xmlns:pic="http://schemas.openxmlformats.org/drawingml/2006/picture" xmlns:wp="http://schemas.openxmlformats.org/drawingml/2006/wordprocessingDrawing"/>
+<file path=word/endnotes.xml><?xml version="1.0" encoding="utf-8"?>
+<w:endnotes xmlns:wpc="http://schemas.microsoft.com/office/word/2010/wordprocessingCanvas" xmlns:cx="http://schemas.microsoft.com/office/drawing/2014/chartex" xmlns:cx1="http://schemas.microsoft.com/office/drawing/2015/9/8/chartex" xmlns:cx2="http://schemas.microsoft.com/office/drawing/2015/10/21/chartex" xmlns:cx3="http://schemas.microsoft.com/office/drawing/2016/5/9/chartex" xmlns:cx4="http://schemas.microsoft.com/office/drawing/2016/5/10/chartex" xmlns:cx5="http://schemas.microsoft.com/office/drawing/2016/5/11/chartex" xmlns:cx6="http://schemas.microsoft.com/office/drawing/2016/5/12/chartex" xmlns:cx7="http://schemas.microsoft.com/office/drawing/2016/5/13/chartex" xmlns:cx8="http://schemas.microsoft.com/office/drawing/2016/5/14/chartex" xmlns:mc="http://schemas.openxmlformats.org/markup-compatibility/2006" xmlns:aink="http://schemas.microsoft.com/office/drawing/2016/ink" xmlns:am3d="http://schemas.microsoft.com/office/drawing/2017/model3d" xmlns:o="urn:schemas-microsoft-com:office:office" xmlns:oel="http://schemas.microsoft.com/office/2019/extlst" xmlns:r="http://schemas.openxmlformats.org/officeDocument/2006/relationships" xmlns:m="http://schemas.openxmlformats.org/officeDocument/2006/math" xmlns:v="urn:schemas-microsoft-com:vml" xmlns:wp14="http://schemas.microsoft.com/office/word/2010/wordprocessingDrawing" xmlns:wp="http://schemas.openxmlformats.org/drawingml/2006/wordprocessingDrawing" xmlns:w10="urn:schemas-microsoft-com:office:word" xmlns:w="http://schemas.openxmlformats.org/wordprocessingml/2006/main" xmlns:w14="http://schemas.microsoft.com/office/word/2010/wordml" xmlns:w15="http://schemas.microsoft.com/office/word/2012/wordml" xmlns:w16cex="http://schemas.microsoft.com/office/word/2018/wordml/cex" xmlns:w16cid="http://schemas.microsoft.com/office/word/2016/wordml/cid" xmlns:w16="http://schemas.microsoft.com/office/word/2018/wordml" xmlns:w16du="http://schemas.microsoft.com/office/word/2023/wordml/word16du" xmlns:w16sdtdh="http://schemas.microsoft.com/office/word/2020/wordml/sdtdatahash" xmlns:w16sdtfl="http://schemas.microsoft.com/office/word/2024/wordml/sdtformatlock" xmlns:w16se="http://schemas.microsoft.com/office/word/2015/wordml/symex" xmlns:wpg="http://schemas.microsoft.com/office/word/2010/wordprocessingGroup" xmlns:wpi="http://schemas.microsoft.com/office/word/2010/wordprocessingInk" xmlns:wne="http://schemas.microsoft.com/office/word/2006/wordml" xmlns:wps="http://schemas.microsoft.com/office/word/2010/wordprocessingShape" mc:Ignorable="w14 w15 w16se w16cid w16 w16cex w16sdtdh w16sdtfl w16du wp14">
+  <w:endnote w:type="separator" w:id="-1">
+    <w:p>
+      <w:pPr>
+        <w:spacing w:after="0"/>
+      </w:pPr>
+      <w:r>
+        <w:separator/>
+      </w:r>
+    </w:p>
+  </w:endnote>
+  <w:endnote w:type="continuationSeparator" w:id="0">
+    <w:p>
+      <w:pPr>
+        <w:spacing w:after="0"/>
+      </w:pPr>
+      <w:r>
+        <w:continuationSeparator/>
+      </w:r>
+    </w:p>
+  </w:endnote>
+</w:endnotes>
 </file>
 
 <file path=word/footnotes.xml><?xml version="1.0" encoding="utf-8"?>
-<w:footnotes xmlns:w="http://schemas.openxmlformats.org/wordprocessingml/2006/main" xmlns:m="http://schemas.openxmlformats.org/officeDocument/2006/math" xmlns:r="http://schemas.openxmlformats.org/officeDocument/2006/relationships" xmlns:o="urn:schemas-microsoft-com:office:office" xmlns:v="urn:schemas-microsoft-com:vml" xmlns:w10="urn:schemas-microsoft-com:office:word" xmlns:a="http://schemas.openxmlformats.org/drawingml/2006/main" xmlns:pic="http://schemas.openxmlformats.org/drawingml/2006/picture" xmlns:wp="http://schemas.openxmlformats.org/drawingml/2006/wordprocessingDrawing">
+<w:footnotes xmlns:wpc="http://schemas.microsoft.com/office/word/2010/wordprocessingCanvas" xmlns:cx="http://schemas.microsoft.com/office/drawing/2014/chartex" xmlns:cx1="http://schemas.microsoft.com/office/drawing/2015/9/8/chartex" xmlns:cx2="http://schemas.microsoft.com/office/drawing/2015/10/21/chartex" xmlns:cx3="http://schemas.microsoft.com/office/drawing/2016/5/9/chartex" xmlns:cx4="http://schemas.microsoft.com/office/drawing/2016/5/10/chartex" xmlns:cx5="http://schemas.microsoft.com/office/drawing/2016/5/11/chartex" xmlns:cx6="http://schemas.microsoft.com/office/drawing/2016/5/12/chartex" xmlns:cx7="http://schemas.microsoft.com/office/drawing/2016/5/13/chartex" xmlns:cx8="http://schemas.microsoft.com/office/drawing/2016/5/14/chartex" xmlns:mc="http://schemas.openxmlformats.org/markup-compatibility/2006" xmlns:aink="http://schemas.microsoft.com/office/drawing/2016/ink" xmlns:am3d="http://schemas.microsoft.com/office/drawing/2017/model3d" xmlns:o="urn:schemas-microsoft-com:office:office" xmlns:oel="http://schemas.microsoft.com/office/2019/extlst" xmlns:r="http://schemas.openxmlformats.org/officeDocument/2006/relationships" xmlns:m="http://schemas.openxmlformats.org/officeDocument/2006/math" xmlns:v="urn:schemas-microsoft-com:vml" xmlns:wp14="http://schemas.microsoft.com/office/word/2010/wordprocessingDrawing" xmlns:wp="http://schemas.openxmlformats.org/drawingml/2006/wordprocessingDrawing" xmlns:w10="urn:schemas-microsoft-com:office:word" xmlns:w="http://schemas.openxmlformats.org/wordprocessingml/2006/main" xmlns:w14="http://schemas.microsoft.com/office/word/2010/wordml" xmlns:w15="http://schemas.microsoft.com/office/word/2012/wordml" xmlns:w16cex="http://schemas.microsoft.com/office/word/2018/wordml/cex" xmlns:w16cid="http://schemas.microsoft.com/office/word/2016/wordml/cid" xmlns:w16="http://schemas.microsoft.com/office/word/2018/wordml" xmlns:w16du="http://schemas.microsoft.com/office/word/2023/wordml/word16du" xmlns:w16sdtdh="http://schemas.microsoft.com/office/word/2020/wordml/sdtdatahash" xmlns:w16sdtfl="http://schemas.microsoft.com/office/word/2024/wordml/sdtformatlock" xmlns:w16se="http://schemas.microsoft.com/office/word/2015/wordml/symex" xmlns:wpg="http://schemas.microsoft.com/office/word/2010/wordprocessingGroup" xmlns:wpi="http://schemas.microsoft.com/office/word/2010/wordprocessingInk" xmlns:wne="http://schemas.microsoft.com/office/word/2006/wordml" xmlns:wps="http://schemas.microsoft.com/office/word/2010/wordprocessingShape" mc:Ignorable="w14 w15 w16se w16cid w16 w16cex w16sdtdh w16sdtfl w16du wp14">
+  <w:footnote w:type="separator" w:id="-1">
+    <w:p>
+      <w:r>
+        <w:separator/>
+      </w:r>
+    </w:p>
+  </w:footnote>
   <w:footnote w:type="continuationSeparator" w:id="0">
     <w:p>
       <w:r>
         <w:continuationSeparator/>
-      </w:r>
-    </w:p>
-  </w:footnote>
-  <w:footnote w:type="separator" w:id="-1">
-    <w:p>
-      <w:r>
-        <w:separator/>
       </w:r>
     </w:p>
   </w:footnote>
@@ -1579,10 +1647,11 @@
 </file>
 
 <file path=word/numbering.xml><?xml version="1.0" encoding="utf-8"?>
-<w:numbering xmlns:w="http://schemas.openxmlformats.org/wordprocessingml/2006/main">
-  <w:abstractNum w:abstractNumId="990">
-    <w:nsid w:val="A990"/>
+<w:numbering xmlns:wpc="http://schemas.microsoft.com/office/word/2010/wordprocessingCanvas" xmlns:cx="http://schemas.microsoft.com/office/drawing/2014/chartex" xmlns:cx1="http://schemas.microsoft.com/office/drawing/2015/9/8/chartex" xmlns:cx2="http://schemas.microsoft.com/office/drawing/2015/10/21/chartex" xmlns:cx3="http://schemas.microsoft.com/office/drawing/2016/5/9/chartex" xmlns:cx4="http://schemas.microsoft.com/office/drawing/2016/5/10/chartex" xmlns:cx5="http://schemas.microsoft.com/office/drawing/2016/5/11/chartex" xmlns:cx6="http://schemas.microsoft.com/office/drawing/2016/5/12/chartex" xmlns:cx7="http://schemas.microsoft.com/office/drawing/2016/5/13/chartex" xmlns:cx8="http://schemas.microsoft.com/office/drawing/2016/5/14/chartex" xmlns:mc="http://schemas.openxmlformats.org/markup-compatibility/2006" xmlns:aink="http://schemas.microsoft.com/office/drawing/2016/ink" xmlns:am3d="http://schemas.microsoft.com/office/drawing/2017/model3d" xmlns:o="urn:schemas-microsoft-com:office:office" xmlns:oel="http://schemas.microsoft.com/office/2019/extlst" xmlns:r="http://schemas.openxmlformats.org/officeDocument/2006/relationships" xmlns:m="http://schemas.openxmlformats.org/officeDocument/2006/math" xmlns:v="urn:schemas-microsoft-com:vml" xmlns:wp14="http://schemas.microsoft.com/office/word/2010/wordprocessingDrawing" xmlns:wp="http://schemas.openxmlformats.org/drawingml/2006/wordprocessingDrawing" xmlns:w10="urn:schemas-microsoft-com:office:word" xmlns:w="http://schemas.openxmlformats.org/wordprocessingml/2006/main" xmlns:w14="http://schemas.microsoft.com/office/word/2010/wordml" xmlns:w15="http://schemas.microsoft.com/office/word/2012/wordml" xmlns:w16cex="http://schemas.microsoft.com/office/word/2018/wordml/cex" xmlns:w16cid="http://schemas.microsoft.com/office/word/2016/wordml/cid" xmlns:w16="http://schemas.microsoft.com/office/word/2018/wordml" xmlns:w16du="http://schemas.microsoft.com/office/word/2023/wordml/word16du" xmlns:w16sdtdh="http://schemas.microsoft.com/office/word/2020/wordml/sdtdatahash" xmlns:w16sdtfl="http://schemas.microsoft.com/office/word/2024/wordml/sdtformatlock" xmlns:w16se="http://schemas.microsoft.com/office/word/2015/wordml/symex" xmlns:wpg="http://schemas.microsoft.com/office/word/2010/wordprocessingGroup" xmlns:wpi="http://schemas.microsoft.com/office/word/2010/wordprocessingInk" xmlns:wne="http://schemas.microsoft.com/office/word/2006/wordml" xmlns:wps="http://schemas.microsoft.com/office/word/2010/wordprocessingShape" mc:Ignorable="w14 w15 w16se w16cid w16 w16cex w16sdtdh w16sdtfl w16du wp14">
+  <w:abstractNum w:abstractNumId="0" w15:restartNumberingAfterBreak="0">
+    <w:nsid w:val="0000A990"/>
     <w:multiLevelType w:val="multilevel"/>
+    <w:tmpl w:val="4C640884"/>
     <w:lvl w:ilvl="0">
       <w:numFmt w:val="bullet"/>
       <w:lvlText w:val=" "/>
@@ -1656,9 +1725,10 @@
       </w:pPr>
     </w:lvl>
   </w:abstractNum>
-  <w:abstractNum w:abstractNumId="991">
-    <w:nsid w:val="A991"/>
+  <w:abstractNum w:abstractNumId="1" w15:restartNumberingAfterBreak="0">
+    <w:nsid w:val="0000A991"/>
     <w:multiLevelType w:val="multilevel"/>
+    <w:tmpl w:val="370882F6"/>
     <w:lvl w:ilvl="0">
       <w:numFmt w:val="bullet"/>
       <w:lvlText w:val="•"/>
@@ -1732,27 +1802,27 @@
       </w:pPr>
     </w:lvl>
   </w:abstractNum>
-  <w:num w:numId="1000">
-    <w:abstractNumId w:val="990"/>
+  <w:num w:numId="1" w16cid:durableId="1262757517">
+    <w:abstractNumId w:val="0"/>
   </w:num>
-  <w:num w:numId="1001">
-    <w:abstractNumId w:val="991"/>
+  <w:num w:numId="2" w16cid:durableId="940800155">
+    <w:abstractNumId w:val="1"/>
   </w:num>
-  <w:num w:numId="1002">
-    <w:abstractNumId w:val="991"/>
+  <w:num w:numId="3" w16cid:durableId="2117014155">
+    <w:abstractNumId w:val="1"/>
   </w:num>
 </w:numbering>
 </file>
 
 <file path=word/styles.xml><?xml version="1.0" encoding="utf-8"?>
-<w:styles xmlns:r="http://schemas.openxmlformats.org/officeDocument/2006/relationships" xmlns:w="http://schemas.openxmlformats.org/wordprocessingml/2006/main">
+<w:styles xmlns:mc="http://schemas.openxmlformats.org/markup-compatibility/2006" xmlns:r="http://schemas.openxmlformats.org/officeDocument/2006/relationships" xmlns:w="http://schemas.openxmlformats.org/wordprocessingml/2006/main" xmlns:w14="http://schemas.microsoft.com/office/word/2010/wordml" xmlns:w15="http://schemas.microsoft.com/office/word/2012/wordml" xmlns:w16cex="http://schemas.microsoft.com/office/word/2018/wordml/cex" xmlns:w16cid="http://schemas.microsoft.com/office/word/2016/wordml/cid" xmlns:w16="http://schemas.microsoft.com/office/word/2018/wordml" xmlns:w16du="http://schemas.microsoft.com/office/word/2023/wordml/word16du" xmlns:w16sdtdh="http://schemas.microsoft.com/office/word/2020/wordml/sdtdatahash" xmlns:w16sdtfl="http://schemas.microsoft.com/office/word/2024/wordml/sdtformatlock" xmlns:w16se="http://schemas.microsoft.com/office/word/2015/wordml/symex" mc:Ignorable="w14 w15 w16se w16cid w16 w16cex w16sdtdh w16sdtfl w16du">
   <w:docDefaults>
     <w:rPrDefault>
       <w:rPr>
-        <w:rFonts w:asciiTheme="minorHAnsi" w:cstheme="minorBidi" w:eastAsiaTheme="minorHAnsi" w:hAnsiTheme="minorHAnsi"/>
+        <w:rFonts w:asciiTheme="minorHAnsi" w:eastAsiaTheme="minorHAnsi" w:hAnsiTheme="minorHAnsi" w:cstheme="minorBidi"/>
         <w:sz w:val="24"/>
         <w:szCs w:val="24"/>
-        <w:lang w:bidi="ar-SA" w:eastAsia="en-US" w:val="en-US"/>
+        <w:lang w:val="en-US" w:eastAsia="en-US" w:bidi="ar-SA"/>
       </w:rPr>
     </w:rPrDefault>
     <w:pPrDefault>
@@ -1761,35 +1831,478 @@
       </w:pPr>
     </w:pPrDefault>
   </w:docDefaults>
-  <w:latentStyles w:count="276" w:defLockedState="0" w:defQFormat="0" w:defSemiHidden="0" w:defUIPriority="0" w:defUnhideWhenUsed="0"/>
-  <w:style w:default="1" w:styleId="Normal" w:type="paragraph">
+  <w:latentStyles w:defLockedState="0" w:defUIPriority="0" w:defSemiHidden="0" w:defUnhideWhenUsed="0" w:defQFormat="0" w:count="376">
+    <w:lsdException w:name="Normal Table" w:semiHidden="1" w:unhideWhenUsed="1"/>
+    <w:lsdException w:name="Table Simple 1" w:semiHidden="1" w:unhideWhenUsed="1"/>
+    <w:lsdException w:name="Table Simple 2" w:semiHidden="1" w:unhideWhenUsed="1"/>
+    <w:lsdException w:name="Table Simple 3" w:semiHidden="1" w:unhideWhenUsed="1"/>
+    <w:lsdException w:name="Table Classic 1" w:semiHidden="1" w:unhideWhenUsed="1"/>
+    <w:lsdException w:name="Table Classic 2" w:semiHidden="1" w:unhideWhenUsed="1"/>
+    <w:lsdException w:name="Table Classic 3" w:semiHidden="1" w:unhideWhenUsed="1"/>
+    <w:lsdException w:name="Table Classic 4" w:semiHidden="1" w:unhideWhenUsed="1"/>
+    <w:lsdException w:name="Table Colorful 1" w:semiHidden="1" w:unhideWhenUsed="1"/>
+    <w:lsdException w:name="Table Colorful 2" w:semiHidden="1" w:unhideWhenUsed="1"/>
+    <w:lsdException w:name="Table Colorful 3" w:semiHidden="1" w:unhideWhenUsed="1"/>
+    <w:lsdException w:name="Table Columns 1" w:semiHidden="1" w:unhideWhenUsed="1"/>
+    <w:lsdException w:name="Table Columns 2" w:semiHidden="1" w:unhideWhenUsed="1"/>
+    <w:lsdException w:name="Table Columns 3" w:semiHidden="1" w:unhideWhenUsed="1"/>
+    <w:lsdException w:name="Table Columns 4" w:semiHidden="1" w:unhideWhenUsed="1"/>
+    <w:lsdException w:name="Table Columns 5" w:semiHidden="1" w:unhideWhenUsed="1"/>
+    <w:lsdException w:name="Table Grid 1" w:semiHidden="1" w:unhideWhenUsed="1"/>
+    <w:lsdException w:name="Table Grid 2" w:semiHidden="1" w:unhideWhenUsed="1"/>
+    <w:lsdException w:name="Table Grid 3" w:semiHidden="1" w:unhideWhenUsed="1"/>
+    <w:lsdException w:name="Table Grid 4" w:semiHidden="1" w:unhideWhenUsed="1"/>
+    <w:lsdException w:name="Table Grid 5" w:semiHidden="1" w:unhideWhenUsed="1"/>
+    <w:lsdException w:name="Table Grid 6" w:semiHidden="1" w:unhideWhenUsed="1"/>
+    <w:lsdException w:name="Table Grid 7" w:semiHidden="1" w:unhideWhenUsed="1"/>
+    <w:lsdException w:name="Table Grid 8" w:semiHidden="1" w:unhideWhenUsed="1"/>
+    <w:lsdException w:name="Table List 1" w:semiHidden="1" w:unhideWhenUsed="1"/>
+    <w:lsdException w:name="Table List 2" w:semiHidden="1" w:unhideWhenUsed="1"/>
+    <w:lsdException w:name="Table List 3" w:semiHidden="1" w:unhideWhenUsed="1"/>
+    <w:lsdException w:name="Table List 4" w:semiHidden="1" w:unhideWhenUsed="1"/>
+    <w:lsdException w:name="Table List 5" w:semiHidden="1" w:unhideWhenUsed="1"/>
+    <w:lsdException w:name="Table List 6" w:semiHidden="1" w:unhideWhenUsed="1"/>
+    <w:lsdException w:name="Table List 7" w:semiHidden="1" w:unhideWhenUsed="1"/>
+    <w:lsdException w:name="Table List 8" w:semiHidden="1" w:unhideWhenUsed="1"/>
+    <w:lsdException w:name="Table 3D effects 1" w:semiHidden="1" w:unhideWhenUsed="1"/>
+    <w:lsdException w:name="Table 3D effects 2" w:semiHidden="1" w:unhideWhenUsed="1"/>
+    <w:lsdException w:name="Table 3D effects 3" w:semiHidden="1" w:unhideWhenUsed="1"/>
+    <w:lsdException w:name="Table Contemporary" w:semiHidden="1" w:unhideWhenUsed="1"/>
+    <w:lsdException w:name="Table Elegant" w:semiHidden="1" w:unhideWhenUsed="1"/>
+    <w:lsdException w:name="Table Professional" w:semiHidden="1" w:unhideWhenUsed="1"/>
+    <w:lsdException w:name="Table Subtle 1" w:semiHidden="1" w:unhideWhenUsed="1"/>
+    <w:lsdException w:name="Table Subtle 2" w:semiHidden="1" w:unhideWhenUsed="1"/>
+    <w:lsdException w:name="Table Web 1" w:semiHidden="1" w:unhideWhenUsed="1"/>
+    <w:lsdException w:name="Table Web 2" w:semiHidden="1" w:unhideWhenUsed="1"/>
+    <w:lsdException w:name="Table Web 3" w:semiHidden="1" w:unhideWhenUsed="1"/>
+    <w:lsdException w:name="Table Theme" w:semiHidden="1" w:unhideWhenUsed="1"/>
+    <w:lsdException w:name="Light Shading"/>
+    <w:lsdException w:name="Light List"/>
+    <w:lsdException w:name="Light Grid"/>
+    <w:lsdException w:name="Medium Shading 1"/>
+    <w:lsdException w:name="Medium Shading 2"/>
+    <w:lsdException w:name="Medium List 1"/>
+    <w:lsdException w:name="Medium List 2"/>
+    <w:lsdException w:name="Medium Grid 1"/>
+    <w:lsdException w:name="Medium Grid 2"/>
+    <w:lsdException w:name="Medium Grid 3"/>
+    <w:lsdException w:name="Dark List"/>
+    <w:lsdException w:name="Colorful Shading"/>
+    <w:lsdException w:name="Colorful List"/>
+    <w:lsdException w:name="Colorful Grid"/>
+    <w:lsdException w:name="Light Shading Accent 1"/>
+    <w:lsdException w:name="Light List Accent 1"/>
+    <w:lsdException w:name="Light Grid Accent 1"/>
+    <w:lsdException w:name="Medium Shading 1 Accent 1"/>
+    <w:lsdException w:name="Medium Shading 2 Accent 1"/>
+    <w:lsdException w:name="Medium List 1 Accent 1"/>
+    <w:lsdException w:name="Medium List 2 Accent 1"/>
+    <w:lsdException w:name="Medium Grid 1 Accent 1"/>
+    <w:lsdException w:name="Medium Grid 2 Accent 1"/>
+    <w:lsdException w:name="Medium Grid 3 Accent 1"/>
+    <w:lsdException w:name="Dark List Accent 1"/>
+    <w:lsdException w:name="Colorful Shading Accent 1"/>
+    <w:lsdException w:name="Colorful List Accent 1"/>
+    <w:lsdException w:name="Colorful Grid Accent 1"/>
+    <w:lsdException w:name="Light Shading Accent 2"/>
+    <w:lsdException w:name="Light List Accent 2"/>
+    <w:lsdException w:name="Light Grid Accent 2"/>
+    <w:lsdException w:name="Medium Shading 1 Accent 2"/>
+    <w:lsdException w:name="Medium Shading 2 Accent 2"/>
+    <w:lsdException w:name="Medium List 1 Accent 2"/>
+    <w:lsdException w:name="Medium List 2 Accent 2"/>
+    <w:lsdException w:name="Medium Grid 1 Accent 2"/>
+    <w:lsdException w:name="Medium Grid 2 Accent 2"/>
+    <w:lsdException w:name="Medium Grid 3 Accent 2"/>
+    <w:lsdException w:name="Dark List Accent 2"/>
+    <w:lsdException w:name="Colorful Shading Accent 2"/>
+    <w:lsdException w:name="Colorful List Accent 2"/>
+    <w:lsdException w:name="Colorful Grid Accent 2"/>
+    <w:lsdException w:name="Light Shading Accent 3"/>
+    <w:lsdException w:name="Light List Accent 3"/>
+    <w:lsdException w:name="Light Grid Accent 3"/>
+    <w:lsdException w:name="Medium Shading 1 Accent 3"/>
+    <w:lsdException w:name="Medium Shading 2 Accent 3"/>
+    <w:lsdException w:name="Medium List 1 Accent 3"/>
+    <w:lsdException w:name="Medium List 2 Accent 3"/>
+    <w:lsdException w:name="Medium Grid 1 Accent 3"/>
+    <w:lsdException w:name="Medium Grid 2 Accent 3"/>
+    <w:lsdException w:name="Medium Grid 3 Accent 3"/>
+    <w:lsdException w:name="Dark List Accent 3"/>
+    <w:lsdException w:name="Colorful Shading Accent 3"/>
+    <w:lsdException w:name="Colorful List Accent 3"/>
+    <w:lsdException w:name="Colorful Grid Accent 3"/>
+    <w:lsdException w:name="Light Shading Accent 4"/>
+    <w:lsdException w:name="Light List Accent 4"/>
+    <w:lsdException w:name="Light Grid Accent 4"/>
+    <w:lsdException w:name="Medium Shading 1 Accent 4"/>
+    <w:lsdException w:name="Medium Shading 2 Accent 4"/>
+    <w:lsdException w:name="Medium List 1 Accent 4"/>
+    <w:lsdException w:name="Medium List 2 Accent 4"/>
+    <w:lsdException w:name="Medium Grid 1 Accent 4"/>
+    <w:lsdException w:name="Medium Grid 2 Accent 4"/>
+    <w:lsdException w:name="Medium Grid 3 Accent 4"/>
+    <w:lsdException w:name="Dark List Accent 4"/>
+    <w:lsdException w:name="Colorful Shading Accent 4"/>
+    <w:lsdException w:name="Colorful List Accent 4"/>
+    <w:lsdException w:name="Colorful Grid Accent 4"/>
+    <w:lsdException w:name="Light Shading Accent 5"/>
+    <w:lsdException w:name="Light List Accent 5"/>
+    <w:lsdException w:name="Light Grid Accent 5"/>
+    <w:lsdException w:name="Medium Shading 1 Accent 5"/>
+    <w:lsdException w:name="Medium Shading 2 Accent 5"/>
+    <w:lsdException w:name="Medium List 1 Accent 5"/>
+    <w:lsdException w:name="Medium List 2 Accent 5"/>
+    <w:lsdException w:name="Medium Grid 1 Accent 5"/>
+    <w:lsdException w:name="Medium Grid 2 Accent 5"/>
+    <w:lsdException w:name="Medium Grid 3 Accent 5"/>
+    <w:lsdException w:name="Dark List Accent 5"/>
+    <w:lsdException w:name="Colorful Shading Accent 5"/>
+    <w:lsdException w:name="Colorful List Accent 5"/>
+    <w:lsdException w:name="Colorful Grid Accent 5"/>
+    <w:lsdException w:name="Light Shading Accent 6"/>
+    <w:lsdException w:name="Light List Accent 6"/>
+    <w:lsdException w:name="Light Grid Accent 6"/>
+    <w:lsdException w:name="Medium Shading 1 Accent 6"/>
+    <w:lsdException w:name="Medium Shading 2 Accent 6"/>
+    <w:lsdException w:name="Medium List 1 Accent 6"/>
+    <w:lsdException w:name="Medium List 2 Accent 6"/>
+    <w:lsdException w:name="Medium Grid 1 Accent 6"/>
+    <w:lsdException w:name="Medium Grid 2 Accent 6"/>
+    <w:lsdException w:name="Medium Grid 3 Accent 6"/>
+    <w:lsdException w:name="Dark List Accent 6"/>
+    <w:lsdException w:name="Colorful Shading Accent 6"/>
+    <w:lsdException w:name="Colorful List Accent 6"/>
+    <w:lsdException w:name="Colorful Grid Accent 6"/>
+    <w:lsdException w:name="Grid Table 4" w:uiPriority="49"/>
+    <w:lsdException w:name="Grid Table 5 Dark" w:uiPriority="50"/>
+    <w:lsdException w:name="Grid Table 6 Colorful" w:uiPriority="51"/>
+    <w:lsdException w:name="Grid Table 7 Colorful" w:uiPriority="52"/>
+    <w:lsdException w:name="Grid Table 1 Light Accent 1" w:uiPriority="46"/>
+    <w:lsdException w:name="Grid Table 2 Accent 1" w:uiPriority="47"/>
+    <w:lsdException w:name="Grid Table 3 Accent 1" w:uiPriority="48"/>
+    <w:lsdException w:name="Grid Table 4 Accent 1" w:uiPriority="49"/>
+    <w:lsdException w:name="Grid Table 5 Dark Accent 1" w:uiPriority="50"/>
+    <w:lsdException w:name="Grid Table 6 Colorful Accent 1" w:uiPriority="51"/>
+    <w:lsdException w:name="Grid Table 7 Colorful Accent 1" w:uiPriority="52"/>
+    <w:lsdException w:name="Grid Table 1 Light Accent 2" w:uiPriority="46"/>
+    <w:lsdException w:name="Grid Table 2 Accent 2" w:uiPriority="47"/>
+    <w:lsdException w:name="Grid Table 3 Accent 2" w:uiPriority="48"/>
+    <w:lsdException w:name="Grid Table 4 Accent 2" w:uiPriority="49"/>
+    <w:lsdException w:name="Grid Table 5 Dark Accent 2" w:uiPriority="50"/>
+    <w:lsdException w:name="Grid Table 6 Colorful Accent 2" w:uiPriority="51"/>
+    <w:lsdException w:name="Grid Table 7 Colorful Accent 2" w:uiPriority="52"/>
+    <w:lsdException w:name="Grid Table 1 Light Accent 3" w:uiPriority="46"/>
+    <w:lsdException w:name="Grid Table 2 Accent 3" w:uiPriority="47"/>
+    <w:lsdException w:name="Grid Table 3 Accent 3" w:uiPriority="48"/>
+    <w:lsdException w:name="Grid Table 4 Accent 3" w:uiPriority="49"/>
+    <w:lsdException w:name="Grid Table 5 Dark Accent 3" w:uiPriority="50"/>
+    <w:lsdException w:name="Grid Table 6 Colorful Accent 3" w:uiPriority="51"/>
+    <w:lsdException w:name="Grid Table 7 Colorful Accent 3" w:uiPriority="52"/>
+    <w:lsdException w:name="Grid Table 1 Light Accent 4" w:uiPriority="46"/>
+    <w:lsdException w:name="Grid Table 2 Accent 4" w:uiPriority="47"/>
+    <w:lsdException w:name="Grid Table 3 Accent 4" w:uiPriority="48"/>
+    <w:lsdException w:name="Grid Table 4 Accent 4" w:uiPriority="49"/>
+    <w:lsdException w:name="Grid Table 5 Dark Accent 4" w:uiPriority="50"/>
+    <w:lsdException w:name="Grid Table 6 Colorful Accent 4" w:uiPriority="51"/>
+    <w:lsdException w:name="Grid Table 7 Colorful Accent 4" w:uiPriority="52"/>
+    <w:lsdException w:name="Grid Table 1 Light Accent 5" w:uiPriority="46"/>
+    <w:lsdException w:name="Grid Table 2 Accent 5" w:uiPriority="47"/>
+    <w:lsdException w:name="Grid Table 3 Accent 5" w:uiPriority="48"/>
+    <w:lsdException w:name="Grid Table 4 Accent 5" w:uiPriority="49"/>
+    <w:lsdException w:name="Grid Table 5 Dark Accent 5" w:uiPriority="50"/>
+    <w:lsdException w:name="Grid Table 6 Colorful Accent 5" w:uiPriority="51"/>
+    <w:lsdException w:name="Grid Table 7 Colorful Accent 5" w:uiPriority="52"/>
+    <w:lsdException w:name="Grid Table 1 Light Accent 6" w:uiPriority="46"/>
+    <w:lsdException w:name="Grid Table 2 Accent 6" w:uiPriority="47"/>
+    <w:lsdException w:name="Grid Table 3 Accent 6" w:uiPriority="48"/>
+    <w:lsdException w:name="Grid Table 4 Accent 6" w:uiPriority="49"/>
+    <w:lsdException w:name="Grid Table 5 Dark Accent 6" w:uiPriority="50"/>
+    <w:lsdException w:name="Grid Table 6 Colorful Accent 6" w:uiPriority="51"/>
+    <w:lsdException w:name="Grid Table 7 Colorful Accent 6" w:uiPriority="52"/>
+    <w:lsdException w:name="List Table 1 Light" w:uiPriority="46"/>
+    <w:lsdException w:name="List Table 2" w:uiPriority="47"/>
+    <w:lsdException w:name="List Table 3" w:uiPriority="48"/>
+    <w:lsdException w:name="List Table 4" w:uiPriority="49"/>
+    <w:lsdException w:name="List Table 5 Dark" w:uiPriority="50"/>
+    <w:lsdException w:name="List Table 6 Colorful" w:uiPriority="51"/>
+    <w:lsdException w:name="List Table 7 Colorful" w:uiPriority="52"/>
+    <w:lsdException w:name="List Table 1 Light Accent 1" w:uiPriority="46"/>
+    <w:lsdException w:name="List Table 2 Accent 1" w:uiPriority="47"/>
+    <w:lsdException w:name="List Table 3 Accent 1" w:uiPriority="48"/>
+    <w:lsdException w:name="List Table 4 Accent 1" w:uiPriority="49"/>
+    <w:lsdException w:name="List Table 5 Dark Accent 1" w:uiPriority="50"/>
+    <w:lsdException w:name="List Table 6 Colorful Accent 1" w:uiPriority="51"/>
+    <w:lsdException w:name="List Table 7 Colorful Accent 1" w:uiPriority="52"/>
+    <w:lsdException w:name="List Table 1 Light Accent 2" w:uiPriority="46"/>
+    <w:lsdException w:name="List Table 2 Accent 2" w:uiPriority="47"/>
+    <w:lsdException w:name="List Table 3 Accent 2" w:uiPriority="48"/>
+    <w:lsdException w:name="List Table 4 Accent 2" w:uiPriority="49"/>
+    <w:lsdException w:name="List Table 5 Dark Accent 2" w:uiPriority="50"/>
+    <w:lsdException w:name="List Table 6 Colorful Accent 2" w:uiPriority="51"/>
+    <w:lsdException w:name="List Table 7 Colorful Accent 2" w:uiPriority="52"/>
+    <w:lsdException w:name="List Table 1 Light Accent 3" w:uiPriority="46"/>
+    <w:lsdException w:name="List Table 2 Accent 3" w:uiPriority="47"/>
+    <w:lsdException w:name="List Table 3 Accent 3" w:uiPriority="48"/>
+    <w:lsdException w:name="List Table 4 Accent 3" w:uiPriority="49"/>
+    <w:lsdException w:name="List Table 5 Dark Accent 3" w:uiPriority="50"/>
+    <w:lsdException w:name="List Table 6 Colorful Accent 3" w:uiPriority="51"/>
+    <w:lsdException w:name="List Table 7 Colorful Accent 3" w:uiPriority="52"/>
+    <w:lsdException w:name="List Table 1 Light Accent 4" w:uiPriority="46"/>
+    <w:lsdException w:name="List Table 2 Accent 4" w:uiPriority="47"/>
+    <w:lsdException w:name="List Table 3 Accent 4" w:uiPriority="48"/>
+    <w:lsdException w:name="List Table 4 Accent 4" w:uiPriority="49"/>
+    <w:lsdException w:name="List Table 5 Dark Accent 4" w:uiPriority="50"/>
+    <w:lsdException w:name="List Table 6 Colorful Accent 4" w:uiPriority="51"/>
+    <w:lsdException w:name="List Table 7 Colorful Accent 4" w:uiPriority="52"/>
+    <w:lsdException w:name="List Table 1 Light Accent 5" w:uiPriority="46"/>
+    <w:lsdException w:name="List Table 2 Accent 5" w:uiPriority="47"/>
+    <w:lsdException w:name="List Table 3 Accent 5" w:uiPriority="48"/>
+    <w:lsdException w:name="List Table 4 Accent 5" w:uiPriority="49"/>
+    <w:lsdException w:name="List Table 5 Dark Accent 5" w:uiPriority="50"/>
+    <w:lsdException w:name="List Table 6 Colorful Accent 5" w:uiPriority="51"/>
+    <w:lsdException w:name="List Table 7 Colorful Accent 5" w:uiPriority="52"/>
+    <w:lsdException w:name="List Table 1 Light Accent 6" w:uiPriority="46"/>
+    <w:lsdException w:name="List Table 2 Accent 6" w:uiPriority="47"/>
+    <w:lsdException w:name="List Table 3 Accent 6" w:uiPriority="48"/>
+    <w:lsdException w:name="List Table 4 Accent 6" w:uiPriority="49"/>
+    <w:lsdException w:name="List Table 5 Dark Accent 6" w:uiPriority="50"/>
+    <w:lsdException w:name="List Table 6 Colorful Accent 6" w:uiPriority="51"/>
+    <w:lsdException w:name="List Table 7 Colorful Accent 6" w:uiPriority="52"/>
+    <w:lsdException w:name="Mention" w:semiHidden="1" w:uiPriority="99" w:unhideWhenUsed="1"/>
+    <w:lsdException w:name="Smart Hyperlink" w:semiHidden="1" w:uiPriority="99" w:unhideWhenUsed="1"/>
+    <w:lsdException w:name="Hashtag" w:semiHidden="1" w:uiPriority="99" w:unhideWhenUsed="1"/>
+    <w:lsdException w:name="Unresolved Mention" w:semiHidden="1" w:uiPriority="99" w:unhideWhenUsed="1"/>
+    <w:lsdException w:name="Smart Link" w:semiHidden="1" w:uiPriority="99" w:unhideWhenUsed="1"/>
+  </w:latentStyles>
+  <w:style w:type="paragraph" w:default="1" w:styleId="Normal">
     <w:name w:val="Normal"/>
     <w:qFormat/>
   </w:style>
-  <w:style w:styleId="BodyText" w:type="paragraph">
+  <w:style w:type="paragraph" w:styleId="Heading1">
+    <w:name w:val="heading 1"/>
+    <w:basedOn w:val="Normal"/>
+    <w:next w:val="BodyText"/>
+    <w:uiPriority w:val="9"/>
+    <w:qFormat/>
+    <w:pPr>
+      <w:keepNext/>
+      <w:keepLines/>
+      <w:spacing w:before="480" w:after="0"/>
+      <w:outlineLvl w:val="0"/>
+    </w:pPr>
+    <w:rPr>
+      <w:rFonts w:asciiTheme="majorHAnsi" w:eastAsiaTheme="majorEastAsia" w:hAnsiTheme="majorHAnsi" w:cstheme="majorBidi"/>
+      <w:b/>
+      <w:bCs/>
+      <w:color w:val="4F81BD" w:themeColor="accent1"/>
+      <w:sz w:val="32"/>
+      <w:szCs w:val="32"/>
+    </w:rPr>
+  </w:style>
+  <w:style w:type="paragraph" w:styleId="Heading2">
+    <w:name w:val="heading 2"/>
+    <w:basedOn w:val="Normal"/>
+    <w:next w:val="BodyText"/>
+    <w:uiPriority w:val="9"/>
+    <w:unhideWhenUsed/>
+    <w:qFormat/>
+    <w:pPr>
+      <w:keepNext/>
+      <w:keepLines/>
+      <w:spacing w:before="200" w:after="0"/>
+      <w:outlineLvl w:val="1"/>
+    </w:pPr>
+    <w:rPr>
+      <w:rFonts w:asciiTheme="majorHAnsi" w:eastAsiaTheme="majorEastAsia" w:hAnsiTheme="majorHAnsi" w:cstheme="majorBidi"/>
+      <w:b/>
+      <w:bCs/>
+      <w:color w:val="4F81BD" w:themeColor="accent1"/>
+      <w:sz w:val="28"/>
+      <w:szCs w:val="28"/>
+    </w:rPr>
+  </w:style>
+  <w:style w:type="paragraph" w:styleId="Heading3">
+    <w:name w:val="heading 3"/>
+    <w:basedOn w:val="Normal"/>
+    <w:next w:val="BodyText"/>
+    <w:uiPriority w:val="9"/>
+    <w:unhideWhenUsed/>
+    <w:qFormat/>
+    <w:pPr>
+      <w:keepNext/>
+      <w:keepLines/>
+      <w:spacing w:before="200" w:after="0"/>
+      <w:outlineLvl w:val="2"/>
+    </w:pPr>
+    <w:rPr>
+      <w:rFonts w:asciiTheme="majorHAnsi" w:eastAsiaTheme="majorEastAsia" w:hAnsiTheme="majorHAnsi" w:cstheme="majorBidi"/>
+      <w:b/>
+      <w:bCs/>
+      <w:color w:val="4F81BD" w:themeColor="accent1"/>
+    </w:rPr>
+  </w:style>
+  <w:style w:type="paragraph" w:styleId="Heading4">
+    <w:name w:val="heading 4"/>
+    <w:basedOn w:val="Normal"/>
+    <w:next w:val="BodyText"/>
+    <w:uiPriority w:val="9"/>
+    <w:unhideWhenUsed/>
+    <w:qFormat/>
+    <w:pPr>
+      <w:keepNext/>
+      <w:keepLines/>
+      <w:spacing w:before="200" w:after="0"/>
+      <w:outlineLvl w:val="3"/>
+    </w:pPr>
+    <w:rPr>
+      <w:rFonts w:asciiTheme="majorHAnsi" w:eastAsiaTheme="majorEastAsia" w:hAnsiTheme="majorHAnsi" w:cstheme="majorBidi"/>
+      <w:bCs/>
+      <w:i/>
+      <w:color w:val="4F81BD" w:themeColor="accent1"/>
+    </w:rPr>
+  </w:style>
+  <w:style w:type="paragraph" w:styleId="Heading5">
+    <w:name w:val="heading 5"/>
+    <w:basedOn w:val="Normal"/>
+    <w:next w:val="BodyText"/>
+    <w:uiPriority w:val="9"/>
+    <w:unhideWhenUsed/>
+    <w:qFormat/>
+    <w:pPr>
+      <w:keepNext/>
+      <w:keepLines/>
+      <w:spacing w:before="200" w:after="0"/>
+      <w:outlineLvl w:val="4"/>
+    </w:pPr>
+    <w:rPr>
+      <w:rFonts w:asciiTheme="majorHAnsi" w:eastAsiaTheme="majorEastAsia" w:hAnsiTheme="majorHAnsi" w:cstheme="majorBidi"/>
+      <w:iCs/>
+      <w:color w:val="4F81BD" w:themeColor="accent1"/>
+    </w:rPr>
+  </w:style>
+  <w:style w:type="paragraph" w:styleId="Heading6">
+    <w:name w:val="heading 6"/>
+    <w:basedOn w:val="Normal"/>
+    <w:next w:val="BodyText"/>
+    <w:uiPriority w:val="9"/>
+    <w:unhideWhenUsed/>
+    <w:qFormat/>
+    <w:pPr>
+      <w:keepNext/>
+      <w:keepLines/>
+      <w:spacing w:before="200" w:after="0"/>
+      <w:outlineLvl w:val="5"/>
+    </w:pPr>
+    <w:rPr>
+      <w:rFonts w:asciiTheme="majorHAnsi" w:eastAsiaTheme="majorEastAsia" w:hAnsiTheme="majorHAnsi" w:cstheme="majorBidi"/>
+      <w:color w:val="4F81BD" w:themeColor="accent1"/>
+    </w:rPr>
+  </w:style>
+  <w:style w:type="paragraph" w:styleId="Heading7">
+    <w:name w:val="heading 7"/>
+    <w:basedOn w:val="Normal"/>
+    <w:next w:val="BodyText"/>
+    <w:uiPriority w:val="9"/>
+    <w:unhideWhenUsed/>
+    <w:qFormat/>
+    <w:pPr>
+      <w:keepNext/>
+      <w:keepLines/>
+      <w:spacing w:before="200" w:after="0"/>
+      <w:outlineLvl w:val="6"/>
+    </w:pPr>
+    <w:rPr>
+      <w:rFonts w:asciiTheme="majorHAnsi" w:eastAsiaTheme="majorEastAsia" w:hAnsiTheme="majorHAnsi" w:cstheme="majorBidi"/>
+      <w:color w:val="4F81BD" w:themeColor="accent1"/>
+    </w:rPr>
+  </w:style>
+  <w:style w:type="paragraph" w:styleId="Heading8">
+    <w:name w:val="heading 8"/>
+    <w:basedOn w:val="Normal"/>
+    <w:next w:val="BodyText"/>
+    <w:uiPriority w:val="9"/>
+    <w:unhideWhenUsed/>
+    <w:qFormat/>
+    <w:pPr>
+      <w:keepNext/>
+      <w:keepLines/>
+      <w:spacing w:before="200" w:after="0"/>
+      <w:outlineLvl w:val="7"/>
+    </w:pPr>
+    <w:rPr>
+      <w:rFonts w:asciiTheme="majorHAnsi" w:eastAsiaTheme="majorEastAsia" w:hAnsiTheme="majorHAnsi" w:cstheme="majorBidi"/>
+      <w:color w:val="4F81BD" w:themeColor="accent1"/>
+    </w:rPr>
+  </w:style>
+  <w:style w:type="paragraph" w:styleId="Heading9">
+    <w:name w:val="heading 9"/>
+    <w:basedOn w:val="Normal"/>
+    <w:next w:val="BodyText"/>
+    <w:uiPriority w:val="9"/>
+    <w:unhideWhenUsed/>
+    <w:qFormat/>
+    <w:pPr>
+      <w:keepNext/>
+      <w:keepLines/>
+      <w:spacing w:before="200" w:after="0"/>
+      <w:outlineLvl w:val="8"/>
+    </w:pPr>
+    <w:rPr>
+      <w:rFonts w:asciiTheme="majorHAnsi" w:eastAsiaTheme="majorEastAsia" w:hAnsiTheme="majorHAnsi" w:cstheme="majorBidi"/>
+      <w:color w:val="4F81BD" w:themeColor="accent1"/>
+    </w:rPr>
+  </w:style>
+  <w:style w:type="character" w:default="1" w:styleId="DefaultParagraphFont">
+    <w:name w:val="Default Paragraph Font"/>
+    <w:uiPriority w:val="1"/>
+    <w:semiHidden/>
+    <w:unhideWhenUsed/>
+  </w:style>
+  <w:style w:type="table" w:default="1" w:styleId="TableNormal">
+    <w:name w:val="Normal Table"/>
+    <w:uiPriority w:val="99"/>
+    <w:semiHidden/>
+    <w:unhideWhenUsed/>
+    <w:tblPr>
+      <w:tblInd w:w="0" w:type="dxa"/>
+      <w:tblCellMar>
+        <w:top w:w="0" w:type="dxa"/>
+        <w:left w:w="108" w:type="dxa"/>
+        <w:bottom w:w="0" w:type="dxa"/>
+        <w:right w:w="108" w:type="dxa"/>
+      </w:tblCellMar>
+    </w:tblPr>
+  </w:style>
+  <w:style w:type="numbering" w:default="1" w:styleId="NoList">
+    <w:name w:val="No List"/>
+    <w:uiPriority w:val="99"/>
+    <w:semiHidden/>
+    <w:unhideWhenUsed/>
+  </w:style>
+  <w:style w:type="paragraph" w:styleId="BodyText">
     <w:name w:val="Body Text"/>
     <w:basedOn w:val="Normal"/>
-    <w:link w:val="BodyTextChar"/>
+    <w:qFormat/>
     <w:pPr>
-      <w:spacing w:after="180" w:before="180"/>
+      <w:spacing w:before="180" w:after="180"/>
     </w:pPr>
-    <w:qFormat/>
-  </w:style>
-  <w:style w:customStyle="1" w:styleId="FirstParagraph" w:type="paragraph">
+  </w:style>
+  <w:style w:type="paragraph" w:customStyle="1" w:styleId="FirstParagraph">
     <w:name w:val="First Paragraph"/>
     <w:basedOn w:val="BodyText"/>
     <w:next w:val="BodyText"/>
     <w:qFormat/>
   </w:style>
-  <w:style w:customStyle="1" w:styleId="Compact" w:type="paragraph">
+  <w:style w:type="paragraph" w:customStyle="1" w:styleId="Compact">
     <w:name w:val="Compact"/>
     <w:basedOn w:val="BodyText"/>
     <w:qFormat/>
     <w:pPr>
-      <w:spacing w:after="36" w:before="36"/>
+      <w:spacing w:before="36" w:after="36"/>
     </w:pPr>
   </w:style>
-  <w:style w:styleId="Title" w:type="paragraph">
+  <w:style w:type="paragraph" w:styleId="Title">
     <w:name w:val="Title"/>
     <w:basedOn w:val="Normal"/>
     <w:next w:val="BodyText"/>
@@ -1797,35 +2310,32 @@
     <w:pPr>
       <w:keepNext/>
       <w:keepLines/>
-      <w:spacing w:after="240" w:before="480"/>
+      <w:spacing w:before="480" w:after="240"/>
       <w:jc w:val="center"/>
     </w:pPr>
     <w:rPr>
-      <w:rFonts w:asciiTheme="majorHAnsi" w:cstheme="majorBidi" w:eastAsiaTheme="majorEastAsia" w:hAnsiTheme="majorHAnsi"/>
+      <w:rFonts w:asciiTheme="majorHAnsi" w:eastAsiaTheme="majorEastAsia" w:hAnsiTheme="majorHAnsi" w:cstheme="majorBidi"/>
       <w:b/>
       <w:bCs/>
-      <w:color w:themeColor="accent1" w:themeShade="B5" w:val="345A8A"/>
+      <w:color w:val="345A8A" w:themeColor="accent1" w:themeShade="B5"/>
       <w:sz w:val="36"/>
       <w:szCs w:val="36"/>
     </w:rPr>
   </w:style>
-  <w:style w:styleId="Subtitle" w:type="paragraph">
+  <w:style w:type="paragraph" w:styleId="Subtitle">
     <w:name w:val="Subtitle"/>
     <w:basedOn w:val="Title"/>
     <w:next w:val="BodyText"/>
     <w:qFormat/>
     <w:pPr>
-      <w:keepNext/>
-      <w:keepLines/>
-      <w:spacing w:after="240" w:before="240"/>
-      <w:jc w:val="center"/>
+      <w:spacing w:before="240"/>
     </w:pPr>
     <w:rPr>
       <w:sz w:val="30"/>
       <w:szCs w:val="30"/>
     </w:rPr>
   </w:style>
-  <w:style w:customStyle="1" w:styleId="Author" w:type="paragraph">
+  <w:style w:type="paragraph" w:customStyle="1" w:styleId="Author">
     <w:name w:val="Author"/>
     <w:next w:val="BodyText"/>
     <w:qFormat/>
@@ -1835,7 +2345,7 @@
       <w:jc w:val="center"/>
     </w:pPr>
   </w:style>
-  <w:style w:styleId="Date" w:type="paragraph">
+  <w:style w:type="paragraph" w:styleId="Date">
     <w:name w:val="Date"/>
     <w:next w:val="BodyText"/>
     <w:qFormat/>
@@ -1845,7 +2355,7 @@
       <w:jc w:val="center"/>
     </w:pPr>
   </w:style>
-  <w:style w:customStyle="1" w:styleId="AbstractTitle" w:type="paragraph">
+  <w:style w:type="paragraph" w:customStyle="1" w:styleId="AbstractTitle">
     <w:name w:val="Abstract Title"/>
     <w:basedOn w:val="Normal"/>
     <w:next w:val="Abstract"/>
@@ -1853,18 +2363,17 @@
     <w:pPr>
       <w:keepNext/>
       <w:keepLines/>
+      <w:spacing w:before="300" w:after="0"/>
       <w:jc w:val="center"/>
-      <w:spacing w:after="0" w:before="300"/>
     </w:pPr>
     <w:rPr>
+      <w:b/>
+      <w:color w:val="345A8A"/>
       <w:sz w:val="20"/>
       <w:szCs w:val="20"/>
-      <w:b/>
-      <w:color w:val="345A8A"/>
-      &gt;
-    </w:rPr>
-  </w:style>
-  <w:style w:customStyle="1" w:styleId="Abstract" w:type="paragraph">
+    </w:rPr>
+  </w:style>
+  <w:style w:type="paragraph" w:customStyle="1" w:styleId="Abstract">
     <w:name w:val="Abstract"/>
     <w:basedOn w:val="Normal"/>
     <w:next w:val="BodyText"/>
@@ -1872,210 +2381,19 @@
     <w:pPr>
       <w:keepNext/>
       <w:keepLines/>
-      <w:spacing w:after="300" w:before="100"/>
+      <w:spacing w:before="100" w:after="300"/>
     </w:pPr>
     <w:rPr>
       <w:sz w:val="20"/>
       <w:szCs w:val="20"/>
     </w:rPr>
   </w:style>
-  <w:style w:styleId="Bibliography" w:type="paragraph">
+  <w:style w:type="paragraph" w:styleId="Bibliography">
     <w:name w:val="Bibliography"/>
     <w:basedOn w:val="Normal"/>
-    <w:next w:val="Bibliography"/>
     <w:qFormat/>
-    <w:pPr/>
-    <w:rPr/>
-  </w:style>
-  <w:style w:styleId="Heading1" w:type="paragraph">
-    <w:name w:val="Heading 1"/>
-    <w:basedOn w:val="Normal"/>
-    <w:next w:val="BodyText"/>
-    <w:uiPriority w:val="9"/>
-    <w:qFormat/>
-    <w:pPr>
-      <w:keepNext/>
-      <w:keepLines/>
-      <w:spacing w:after="0" w:before="480"/>
-      <w:outlineLvl w:val="0"/>
-    </w:pPr>
-    <w:rPr>
-      <w:rFonts w:asciiTheme="majorHAnsi" w:cstheme="majorBidi" w:eastAsiaTheme="majorEastAsia" w:hAnsiTheme="majorHAnsi"/>
-      <w:b/>
-      <w:bCs/>
-      <w:color w:themeColor="accent1" w:val="4F81BD"/>
-      <w:sz w:val="32"/>
-      <w:szCs w:val="32"/>
-    </w:rPr>
-  </w:style>
-  <w:style w:styleId="Heading2" w:type="paragraph">
-    <w:name w:val="Heading 2"/>
-    <w:basedOn w:val="Normal"/>
-    <w:next w:val="BodyText"/>
-    <w:uiPriority w:val="9"/>
-    <w:unhideWhenUsed/>
-    <w:qFormat/>
-    <w:pPr>
-      <w:keepNext/>
-      <w:keepLines/>
-      <w:spacing w:after="0" w:before="200"/>
-      <w:outlineLvl w:val="1"/>
-    </w:pPr>
-    <w:rPr>
-      <w:rFonts w:asciiTheme="majorHAnsi" w:cstheme="majorBidi" w:eastAsiaTheme="majorEastAsia" w:hAnsiTheme="majorHAnsi"/>
-      <w:b/>
-      <w:bCs/>
-      <w:color w:themeColor="accent1" w:val="4F81BD"/>
-      <w:sz w:val="28"/>
-      <w:szCs w:val="28"/>
-    </w:rPr>
-  </w:style>
-  <w:style w:styleId="Heading3" w:type="paragraph">
-    <w:name w:val="Heading 3"/>
-    <w:basedOn w:val="Normal"/>
-    <w:next w:val="BodyText"/>
-    <w:uiPriority w:val="9"/>
-    <w:unhideWhenUsed/>
-    <w:qFormat/>
-    <w:pPr>
-      <w:keepNext/>
-      <w:keepLines/>
-      <w:spacing w:after="0" w:before="200"/>
-      <w:outlineLvl w:val="2"/>
-    </w:pPr>
-    <w:rPr>
-      <w:rFonts w:asciiTheme="majorHAnsi" w:cstheme="majorBidi" w:eastAsiaTheme="majorEastAsia" w:hAnsiTheme="majorHAnsi"/>
-      <w:b/>
-      <w:bCs/>
-      <w:color w:themeColor="accent1" w:val="4F81BD"/>
-      <w:sz w:val="24"/>
-      <w:szCs w:val="24"/>
-    </w:rPr>
-  </w:style>
-  <w:style w:styleId="Heading4" w:type="paragraph">
-    <w:name w:val="Heading 4"/>
-    <w:basedOn w:val="Normal"/>
-    <w:next w:val="BodyText"/>
-    <w:uiPriority w:val="9"/>
-    <w:unhideWhenUsed/>
-    <w:qFormat/>
-    <w:pPr>
-      <w:keepNext/>
-      <w:keepLines/>
-      <w:spacing w:after="0" w:before="200"/>
-      <w:outlineLvl w:val="3"/>
-    </w:pPr>
-    <w:rPr>
-      <w:rFonts w:asciiTheme="majorHAnsi" w:cstheme="majorBidi" w:eastAsiaTheme="majorEastAsia" w:hAnsiTheme="majorHAnsi"/>
-      <w:i/>
-      <w:bCs/>
-      <w:color w:themeColor="accent1" w:val="4F81BD"/>
-      <w:sz w:val="24"/>
-      <w:szCs w:val="24"/>
-    </w:rPr>
-  </w:style>
-  <w:style w:styleId="Heading5" w:type="paragraph">
-    <w:name w:val="Heading 5"/>
-    <w:basedOn w:val="Normal"/>
-    <w:next w:val="BodyText"/>
-    <w:uiPriority w:val="9"/>
-    <w:unhideWhenUsed/>
-    <w:qFormat/>
-    <w:pPr>
-      <w:keepNext/>
-      <w:keepLines/>
-      <w:spacing w:after="0" w:before="200"/>
-      <w:outlineLvl w:val="4"/>
-    </w:pPr>
-    <w:rPr>
-      <w:rFonts w:asciiTheme="majorHAnsi" w:cstheme="majorBidi" w:eastAsiaTheme="majorEastAsia" w:hAnsiTheme="majorHAnsi"/>
-      <w:iCs/>
-      <w:color w:themeColor="accent1" w:val="4F81BD"/>
-      <w:sz w:val="24"/>
-      <w:szCs w:val="24"/>
-    </w:rPr>
-  </w:style>
-  <w:style w:styleId="Heading6" w:type="paragraph">
-    <w:name w:val="Heading 6"/>
-    <w:basedOn w:val="Normal"/>
-    <w:next w:val="BodyText"/>
-    <w:uiPriority w:val="9"/>
-    <w:unhideWhenUsed/>
-    <w:qFormat/>
-    <w:pPr>
-      <w:keepNext/>
-      <w:keepLines/>
-      <w:spacing w:after="0" w:before="200"/>
-      <w:outlineLvl w:val="5"/>
-    </w:pPr>
-    <w:rPr>
-      <w:rFonts w:asciiTheme="majorHAnsi" w:cstheme="majorBidi" w:eastAsiaTheme="majorEastAsia" w:hAnsiTheme="majorHAnsi"/>
-      <w:color w:themeColor="accent1" w:val="4F81BD"/>
-      <w:sz w:val="24"/>
-      <w:szCs w:val="24"/>
-    </w:rPr>
-  </w:style>
-  <w:style w:styleId="Heading7" w:type="paragraph">
-    <w:name w:val="Heading 7"/>
-    <w:basedOn w:val="Normal"/>
-    <w:next w:val="BodyText"/>
-    <w:uiPriority w:val="9"/>
-    <w:unhideWhenUsed/>
-    <w:qFormat/>
-    <w:pPr>
-      <w:keepNext/>
-      <w:keepLines/>
-      <w:spacing w:after="0" w:before="200"/>
-      <w:outlineLvl w:val="6"/>
-    </w:pPr>
-    <w:rPr>
-      <w:rFonts w:asciiTheme="majorHAnsi" w:cstheme="majorBidi" w:eastAsiaTheme="majorEastAsia" w:hAnsiTheme="majorHAnsi"/>
-      <w:color w:themeColor="accent1" w:val="4F81BD"/>
-      <w:sz w:val="24"/>
-      <w:szCs w:val="24"/>
-    </w:rPr>
-  </w:style>
-  <w:style w:styleId="Heading8" w:type="paragraph">
-    <w:name w:val="Heading 8"/>
-    <w:basedOn w:val="Normal"/>
-    <w:next w:val="BodyText"/>
-    <w:uiPriority w:val="9"/>
-    <w:unhideWhenUsed/>
-    <w:qFormat/>
-    <w:pPr>
-      <w:keepNext/>
-      <w:keepLines/>
-      <w:spacing w:after="0" w:before="200"/>
-      <w:outlineLvl w:val="7"/>
-    </w:pPr>
-    <w:rPr>
-      <w:rFonts w:asciiTheme="majorHAnsi" w:cstheme="majorBidi" w:eastAsiaTheme="majorEastAsia" w:hAnsiTheme="majorHAnsi"/>
-      <w:color w:themeColor="accent1" w:val="4F81BD"/>
-      <w:sz w:val="24"/>
-      <w:szCs w:val="24"/>
-    </w:rPr>
-  </w:style>
-  <w:style w:styleId="Heading9" w:type="paragraph">
-    <w:name w:val="Heading 9"/>
-    <w:basedOn w:val="Normal"/>
-    <w:next w:val="BodyText"/>
-    <w:uiPriority w:val="9"/>
-    <w:unhideWhenUsed/>
-    <w:qFormat/>
-    <w:pPr>
-      <w:keepNext/>
-      <w:keepLines/>
-      <w:spacing w:after="0" w:before="200"/>
-      <w:outlineLvl w:val="8"/>
-    </w:pPr>
-    <w:rPr>
-      <w:rFonts w:asciiTheme="majorHAnsi" w:cstheme="majorBidi" w:eastAsiaTheme="majorEastAsia" w:hAnsiTheme="majorHAnsi"/>
-      <w:color w:themeColor="accent1" w:val="4F81BD"/>
-      <w:sz w:val="24"/>
-      <w:szCs w:val="24"/>
-    </w:rPr>
-  </w:style>
-  <w:style w:styleId="BlockText" w:type="paragraph">
+  </w:style>
+  <w:style w:type="paragraph" w:styleId="BlockText">
     <w:name w:val="Block Text"/>
     <w:basedOn w:val="BodyText"/>
     <w:next w:val="BodyText"/>
@@ -2083,55 +2401,47 @@
     <w:unhideWhenUsed/>
     <w:qFormat/>
     <w:pPr>
-      <w:spacing w:after="100" w:before="100"/>
-      <w:ind w:firstLine="0" w:left="480" w:right="480"/>
+      <w:spacing w:before="100" w:after="100"/>
+      <w:ind w:left="480" w:right="480"/>
     </w:pPr>
   </w:style>
-  <w:style w:styleId="FootnoteText" w:type="paragraph">
-    <w:name w:val="Footnote Text"/>
+  <w:style w:type="paragraph" w:styleId="FootnoteText">
+    <w:name w:val="footnote text"/>
     <w:basedOn w:val="Normal"/>
-    <w:next w:val="FootnoteText"/>
     <w:uiPriority w:val="9"/>
     <w:unhideWhenUsed/>
     <w:qFormat/>
   </w:style>
-  <w:style w:default="1" w:styleId="DefaultParagraphFont" w:type="character">
-    <w:name w:val="Default Paragraph Font"/>
-    <w:semiHidden/>
-    <w:unhideWhenUsed/>
-  </w:style>
-  <w:style w:default="1" w:styleId="Table" w:type="table">
+  <w:style w:type="table" w:customStyle="1" w:styleId="Table">
     <w:name w:val="Table"/>
-    <w:basedOn w:val="TableNormal"/>
     <w:semiHidden/>
     <w:unhideWhenUsed/>
     <w:qFormat/>
     <w:tblPr>
-      <w:tblInd w:type="dxa" w:w="0"/>
+      <w:tblInd w:w="0" w:type="dxa"/>
       <w:tblCellMar>
-        <w:top w:type="dxa" w:w="0"/>
-        <w:left w:type="dxa" w:w="108"/>
-        <w:bottom w:type="dxa" w:w="0"/>
-        <w:right w:type="dxa" w:w="108"/>
+        <w:top w:w="0" w:type="dxa"/>
+        <w:left w:w="108" w:type="dxa"/>
+        <w:bottom w:w="0" w:type="dxa"/>
+        <w:right w:w="108" w:type="dxa"/>
       </w:tblCellMar>
     </w:tblPr>
     <w:tblStylePr w:type="firstRow">
       <w:tblPr>
         <w:jc w:val="left"/>
-        <w:tblInd w:type="dxa" w:w="0"/>
       </w:tblPr>
       <w:trPr>
         <w:jc w:val="left"/>
       </w:trPr>
       <w:tcPr>
+        <w:tcBorders>
+          <w:bottom w:val="single" w:sz="0" w:space="0" w:color="auto"/>
+        </w:tcBorders>
         <w:vAlign w:val="bottom"/>
-        <w:tcBorders>
-          <w:bottom w:val="single"/>
-        </w:tcBorders>
       </w:tcPr>
     </w:tblStylePr>
   </w:style>
-  <w:style w:customStyle="1" w:styleId="DefinitionTerm" w:type="paragraph">
+  <w:style w:type="paragraph" w:customStyle="1" w:styleId="DefinitionTerm">
     <w:name w:val="Definition Term"/>
     <w:basedOn w:val="Normal"/>
     <w:next w:val="Definition"/>
@@ -2144,75 +2454,76 @@
       <w:b/>
     </w:rPr>
   </w:style>
-  <w:style w:customStyle="1" w:styleId="Definition" w:type="paragraph">
+  <w:style w:type="paragraph" w:customStyle="1" w:styleId="Definition">
     <w:name w:val="Definition"/>
     <w:basedOn w:val="Normal"/>
   </w:style>
-  <w:style w:styleId="Caption" w:type="paragraph">
-    <w:name w:val="Caption"/>
+  <w:style w:type="paragraph" w:styleId="Caption">
+    <w:name w:val="caption"/>
     <w:basedOn w:val="Normal"/>
-    <w:link w:val="BodyTextChar"/>
+    <w:link w:val="CaptionChar"/>
     <w:pPr>
-      <w:spacing w:after="120" w:before="0"/>
+      <w:spacing w:after="120"/>
     </w:pPr>
     <w:rPr>
       <w:i/>
     </w:rPr>
   </w:style>
-  <w:style w:customStyle="1" w:styleId="TableCaption" w:type="paragraph">
+  <w:style w:type="paragraph" w:customStyle="1" w:styleId="TableCaption">
     <w:name w:val="Table Caption"/>
     <w:basedOn w:val="Caption"/>
     <w:pPr>
       <w:keepNext/>
     </w:pPr>
   </w:style>
-  <w:style w:customStyle="1" w:styleId="ImageCaption" w:type="paragraph">
+  <w:style w:type="paragraph" w:customStyle="1" w:styleId="ImageCaption">
     <w:name w:val="Image Caption"/>
     <w:basedOn w:val="Caption"/>
   </w:style>
-  <w:style w:customStyle="1" w:styleId="Figure" w:type="paragraph">
+  <w:style w:type="paragraph" w:customStyle="1" w:styleId="Figure">
     <w:name w:val="Figure"/>
     <w:basedOn w:val="Normal"/>
   </w:style>
-  <w:style w:customStyle="1" w:styleId="CaptionedFigure" w:type="paragraph">
+  <w:style w:type="paragraph" w:customStyle="1" w:styleId="CaptionedFigure">
     <w:name w:val="Captioned Figure"/>
     <w:basedOn w:val="Figure"/>
     <w:pPr>
       <w:keepNext/>
     </w:pPr>
   </w:style>
-  <w:style w:customStyle="1" w:styleId="BodyTextChar" w:type="character">
-    <w:name w:val="Body Text Char"/>
+  <w:style w:type="character" w:customStyle="1" w:styleId="CaptionChar">
+    <w:name w:val="Caption Char"/>
     <w:basedOn w:val="DefaultParagraphFont"/>
-    <w:link w:val="BodyText"/>
-  </w:style>
-  <w:style w:customStyle="1" w:styleId="VerbatimChar" w:type="character">
+    <w:link w:val="Caption"/>
+  </w:style>
+  <w:style w:type="character" w:customStyle="1" w:styleId="VerbatimChar">
     <w:name w:val="Verbatim Char"/>
-    <w:basedOn w:val="BodyTextChar"/>
+    <w:basedOn w:val="CaptionChar"/>
+    <w:link w:val="SourceCode"/>
     <w:rPr>
       <w:rFonts w:ascii="Consolas" w:hAnsi="Consolas"/>
       <w:sz w:val="22"/>
     </w:rPr>
   </w:style>
-  <w:style w:customStyle="1" w:styleId="SectionNumber" w:type="character">
+  <w:style w:type="character" w:customStyle="1" w:styleId="SectionNumber">
     <w:name w:val="Section Number"/>
-    <w:basedOn w:val="BodyTextChar"/>
-  </w:style>
-  <w:style w:styleId="FootnoteReference" w:type="character">
-    <w:name w:val="Footnote Reference"/>
-    <w:basedOn w:val="BodyTextChar"/>
+    <w:basedOn w:val="CaptionChar"/>
+  </w:style>
+  <w:style w:type="character" w:styleId="FootnoteReference">
+    <w:name w:val="footnote reference"/>
+    <w:basedOn w:val="CaptionChar"/>
     <w:rPr>
       <w:vertAlign w:val="superscript"/>
     </w:rPr>
   </w:style>
-  <w:style w:styleId="Hyperlink" w:type="character">
+  <w:style w:type="character" w:styleId="Hyperlink">
     <w:name w:val="Hyperlink"/>
-    <w:basedOn w:val="BodyTextChar"/>
-    <w:rPr>
-      <w:color w:themeColor="accent1" w:val="4F81BD"/>
-    </w:rPr>
-  </w:style>
-  <w:style w:styleId="TOCHeading" w:type="paragraph">
+    <w:basedOn w:val="CaptionChar"/>
+    <w:rPr>
+      <w:color w:val="4F81BD" w:themeColor="accent1"/>
+    </w:rPr>
+  </w:style>
+  <w:style w:type="paragraph" w:styleId="TOCHeading">
     <w:name w:val="TOC Heading"/>
     <w:basedOn w:val="Heading1"/>
     <w:next w:val="BodyText"/>
@@ -2224,10 +2535,9 @@
       <w:outlineLvl w:val="9"/>
     </w:pPr>
     <w:rPr>
-      <w:rFonts w:asciiTheme="majorHAnsi" w:cstheme="majorBidi" w:eastAsiaTheme="majorEastAsia" w:hAnsiTheme="majorHAnsi"/>
       <w:b w:val="0"/>
       <w:bCs w:val="0"/>
-      <w:color w:themeColor="accent1" w:themeShade="BF" w:val="365F91"/>
+      <w:color w:val="365F91" w:themeColor="accent1" w:themeShade="BF"/>
     </w:rPr>
   </w:style>
   <w:style w:type="paragraph" w:customStyle="1" w:styleId="SourceCode">
@@ -2235,234 +2545,299 @@
     <w:basedOn w:val="Normal"/>
     <w:link w:val="VerbatimChar"/>
     <w:pPr>
-      <w:wordWrap w:val="off"/>
+      <w:wordWrap w:val="0"/>
     </w:pPr>
   </w:style>
   <w:style w:type="character" w:customStyle="1" w:styleId="KeywordTok">
     <w:name w:val="KeywordTok"/>
     <w:basedOn w:val="VerbatimChar"/>
     <w:rPr>
+      <w:rFonts w:ascii="Consolas" w:hAnsi="Consolas"/>
+      <w:b/>
       <w:color w:val="007020"/>
-      <w:b/>
+      <w:sz w:val="22"/>
     </w:rPr>
   </w:style>
   <w:style w:type="character" w:customStyle="1" w:styleId="DataTypeTok">
     <w:name w:val="DataTypeTok"/>
     <w:basedOn w:val="VerbatimChar"/>
     <w:rPr>
+      <w:rFonts w:ascii="Consolas" w:hAnsi="Consolas"/>
       <w:color w:val="902000"/>
+      <w:sz w:val="22"/>
     </w:rPr>
   </w:style>
   <w:style w:type="character" w:customStyle="1" w:styleId="DecValTok">
     <w:name w:val="DecValTok"/>
     <w:basedOn w:val="VerbatimChar"/>
     <w:rPr>
-      <w:color w:val="40a070"/>
+      <w:rFonts w:ascii="Consolas" w:hAnsi="Consolas"/>
+      <w:color w:val="40A070"/>
+      <w:sz w:val="22"/>
     </w:rPr>
   </w:style>
   <w:style w:type="character" w:customStyle="1" w:styleId="BaseNTok">
     <w:name w:val="BaseNTok"/>
     <w:basedOn w:val="VerbatimChar"/>
     <w:rPr>
-      <w:color w:val="40a070"/>
+      <w:rFonts w:ascii="Consolas" w:hAnsi="Consolas"/>
+      <w:color w:val="40A070"/>
+      <w:sz w:val="22"/>
     </w:rPr>
   </w:style>
   <w:style w:type="character" w:customStyle="1" w:styleId="FloatTok">
     <w:name w:val="FloatTok"/>
     <w:basedOn w:val="VerbatimChar"/>
     <w:rPr>
-      <w:color w:val="40a070"/>
+      <w:rFonts w:ascii="Consolas" w:hAnsi="Consolas"/>
+      <w:color w:val="40A070"/>
+      <w:sz w:val="22"/>
     </w:rPr>
   </w:style>
   <w:style w:type="character" w:customStyle="1" w:styleId="ConstantTok">
     <w:name w:val="ConstantTok"/>
     <w:basedOn w:val="VerbatimChar"/>
     <w:rPr>
+      <w:rFonts w:ascii="Consolas" w:hAnsi="Consolas"/>
       <w:color w:val="880000"/>
+      <w:sz w:val="22"/>
     </w:rPr>
   </w:style>
   <w:style w:type="character" w:customStyle="1" w:styleId="CharTok">
     <w:name w:val="CharTok"/>
     <w:basedOn w:val="VerbatimChar"/>
     <w:rPr>
-      <w:color w:val="4070a0"/>
+      <w:rFonts w:ascii="Consolas" w:hAnsi="Consolas"/>
+      <w:color w:val="4070A0"/>
+      <w:sz w:val="22"/>
     </w:rPr>
   </w:style>
   <w:style w:type="character" w:customStyle="1" w:styleId="SpecialCharTok">
     <w:name w:val="SpecialCharTok"/>
     <w:basedOn w:val="VerbatimChar"/>
     <w:rPr>
-      <w:color w:val="4070a0"/>
+      <w:rFonts w:ascii="Consolas" w:hAnsi="Consolas"/>
+      <w:color w:val="4070A0"/>
+      <w:sz w:val="22"/>
     </w:rPr>
   </w:style>
   <w:style w:type="character" w:customStyle="1" w:styleId="StringTok">
     <w:name w:val="StringTok"/>
     <w:basedOn w:val="VerbatimChar"/>
     <w:rPr>
-      <w:color w:val="4070a0"/>
+      <w:rFonts w:ascii="Consolas" w:hAnsi="Consolas"/>
+      <w:color w:val="4070A0"/>
+      <w:sz w:val="22"/>
     </w:rPr>
   </w:style>
   <w:style w:type="character" w:customStyle="1" w:styleId="VerbatimStringTok">
     <w:name w:val="VerbatimStringTok"/>
     <w:basedOn w:val="VerbatimChar"/>
     <w:rPr>
-      <w:color w:val="4070a0"/>
+      <w:rFonts w:ascii="Consolas" w:hAnsi="Consolas"/>
+      <w:color w:val="4070A0"/>
+      <w:sz w:val="22"/>
     </w:rPr>
   </w:style>
   <w:style w:type="character" w:customStyle="1" w:styleId="SpecialStringTok">
     <w:name w:val="SpecialStringTok"/>
     <w:basedOn w:val="VerbatimChar"/>
     <w:rPr>
-      <w:color w:val="bb6688"/>
+      <w:rFonts w:ascii="Consolas" w:hAnsi="Consolas"/>
+      <w:color w:val="BB6688"/>
+      <w:sz w:val="22"/>
     </w:rPr>
   </w:style>
   <w:style w:type="character" w:customStyle="1" w:styleId="ImportTok">
     <w:name w:val="ImportTok"/>
     <w:basedOn w:val="VerbatimChar"/>
     <w:rPr>
+      <w:rFonts w:ascii="Consolas" w:hAnsi="Consolas"/>
+      <w:b/>
       <w:color w:val="008000"/>
-      <w:b/>
+      <w:sz w:val="22"/>
     </w:rPr>
   </w:style>
   <w:style w:type="character" w:customStyle="1" w:styleId="CommentTok">
     <w:name w:val="CommentTok"/>
     <w:basedOn w:val="VerbatimChar"/>
     <w:rPr>
-      <w:color w:val="60a0b0"/>
+      <w:rFonts w:ascii="Consolas" w:hAnsi="Consolas"/>
       <w:i/>
+      <w:color w:val="60A0B0"/>
+      <w:sz w:val="22"/>
     </w:rPr>
   </w:style>
   <w:style w:type="character" w:customStyle="1" w:styleId="DocumentationTok">
     <w:name w:val="DocumentationTok"/>
     <w:basedOn w:val="VerbatimChar"/>
     <w:rPr>
-      <w:color w:val="ba2121"/>
+      <w:rFonts w:ascii="Consolas" w:hAnsi="Consolas"/>
       <w:i/>
+      <w:color w:val="BA2121"/>
+      <w:sz w:val="22"/>
     </w:rPr>
   </w:style>
   <w:style w:type="character" w:customStyle="1" w:styleId="AnnotationTok">
     <w:name w:val="AnnotationTok"/>
     <w:basedOn w:val="VerbatimChar"/>
     <w:rPr>
-      <w:color w:val="60a0b0"/>
+      <w:rFonts w:ascii="Consolas" w:hAnsi="Consolas"/>
       <w:b/>
       <w:i/>
+      <w:color w:val="60A0B0"/>
+      <w:sz w:val="22"/>
     </w:rPr>
   </w:style>
   <w:style w:type="character" w:customStyle="1" w:styleId="CommentVarTok">
     <w:name w:val="CommentVarTok"/>
     <w:basedOn w:val="VerbatimChar"/>
     <w:rPr>
-      <w:color w:val="60a0b0"/>
+      <w:rFonts w:ascii="Consolas" w:hAnsi="Consolas"/>
       <w:b/>
       <w:i/>
+      <w:color w:val="60A0B0"/>
+      <w:sz w:val="22"/>
     </w:rPr>
   </w:style>
   <w:style w:type="character" w:customStyle="1" w:styleId="OtherTok">
     <w:name w:val="OtherTok"/>
     <w:basedOn w:val="VerbatimChar"/>
     <w:rPr>
+      <w:rFonts w:ascii="Consolas" w:hAnsi="Consolas"/>
       <w:color w:val="007020"/>
+      <w:sz w:val="22"/>
     </w:rPr>
   </w:style>
   <w:style w:type="character" w:customStyle="1" w:styleId="FunctionTok">
     <w:name w:val="FunctionTok"/>
     <w:basedOn w:val="VerbatimChar"/>
     <w:rPr>
-      <w:color w:val="06287e"/>
+      <w:rFonts w:ascii="Consolas" w:hAnsi="Consolas"/>
+      <w:color w:val="06287E"/>
+      <w:sz w:val="22"/>
     </w:rPr>
   </w:style>
   <w:style w:type="character" w:customStyle="1" w:styleId="VariableTok">
     <w:name w:val="VariableTok"/>
     <w:basedOn w:val="VerbatimChar"/>
     <w:rPr>
-      <w:color w:val="19177c"/>
+      <w:rFonts w:ascii="Consolas" w:hAnsi="Consolas"/>
+      <w:color w:val="19177C"/>
+      <w:sz w:val="22"/>
     </w:rPr>
   </w:style>
   <w:style w:type="character" w:customStyle="1" w:styleId="ControlFlowTok">
     <w:name w:val="ControlFlowTok"/>
     <w:basedOn w:val="VerbatimChar"/>
     <w:rPr>
+      <w:rFonts w:ascii="Consolas" w:hAnsi="Consolas"/>
+      <w:b/>
       <w:color w:val="007020"/>
-      <w:b/>
+      <w:sz w:val="22"/>
     </w:rPr>
   </w:style>
   <w:style w:type="character" w:customStyle="1" w:styleId="OperatorTok">
     <w:name w:val="OperatorTok"/>
     <w:basedOn w:val="VerbatimChar"/>
     <w:rPr>
+      <w:rFonts w:ascii="Consolas" w:hAnsi="Consolas"/>
       <w:color w:val="666666"/>
+      <w:sz w:val="22"/>
     </w:rPr>
   </w:style>
   <w:style w:type="character" w:customStyle="1" w:styleId="BuiltInTok">
     <w:name w:val="BuiltInTok"/>
     <w:basedOn w:val="VerbatimChar"/>
     <w:rPr>
+      <w:rFonts w:ascii="Consolas" w:hAnsi="Consolas"/>
       <w:color w:val="008000"/>
+      <w:sz w:val="22"/>
     </w:rPr>
   </w:style>
   <w:style w:type="character" w:customStyle="1" w:styleId="ExtensionTok">
     <w:name w:val="ExtensionTok"/>
     <w:basedOn w:val="VerbatimChar"/>
-    <w:rPr/>
+    <w:rPr>
+      <w:rFonts w:ascii="Consolas" w:hAnsi="Consolas"/>
+      <w:sz w:val="22"/>
+    </w:rPr>
   </w:style>
   <w:style w:type="character" w:customStyle="1" w:styleId="PreprocessorTok">
     <w:name w:val="PreprocessorTok"/>
     <w:basedOn w:val="VerbatimChar"/>
     <w:rPr>
-      <w:color w:val="bc7a00"/>
+      <w:rFonts w:ascii="Consolas" w:hAnsi="Consolas"/>
+      <w:color w:val="BC7A00"/>
+      <w:sz w:val="22"/>
     </w:rPr>
   </w:style>
   <w:style w:type="character" w:customStyle="1" w:styleId="AttributeTok">
     <w:name w:val="AttributeTok"/>
     <w:basedOn w:val="VerbatimChar"/>
     <w:rPr>
-      <w:color w:val="7d9029"/>
+      <w:rFonts w:ascii="Consolas" w:hAnsi="Consolas"/>
+      <w:color w:val="7D9029"/>
+      <w:sz w:val="22"/>
     </w:rPr>
   </w:style>
   <w:style w:type="character" w:customStyle="1" w:styleId="RegionMarkerTok">
     <w:name w:val="RegionMarkerTok"/>
     <w:basedOn w:val="VerbatimChar"/>
-    <w:rPr/>
+    <w:rPr>
+      <w:rFonts w:ascii="Consolas" w:hAnsi="Consolas"/>
+      <w:sz w:val="22"/>
+    </w:rPr>
   </w:style>
   <w:style w:type="character" w:customStyle="1" w:styleId="InformationTok">
     <w:name w:val="InformationTok"/>
     <w:basedOn w:val="VerbatimChar"/>
     <w:rPr>
-      <w:color w:val="60a0b0"/>
+      <w:rFonts w:ascii="Consolas" w:hAnsi="Consolas"/>
       <w:b/>
       <w:i/>
+      <w:color w:val="60A0B0"/>
+      <w:sz w:val="22"/>
     </w:rPr>
   </w:style>
   <w:style w:type="character" w:customStyle="1" w:styleId="WarningTok">
     <w:name w:val="WarningTok"/>
     <w:basedOn w:val="VerbatimChar"/>
     <w:rPr>
-      <w:color w:val="60a0b0"/>
+      <w:rFonts w:ascii="Consolas" w:hAnsi="Consolas"/>
       <w:b/>
       <w:i/>
+      <w:color w:val="60A0B0"/>
+      <w:sz w:val="22"/>
     </w:rPr>
   </w:style>
   <w:style w:type="character" w:customStyle="1" w:styleId="AlertTok">
     <w:name w:val="AlertTok"/>
     <w:basedOn w:val="VerbatimChar"/>
     <w:rPr>
-      <w:color w:val="ff0000"/>
+      <w:rFonts w:ascii="Consolas" w:hAnsi="Consolas"/>
       <w:b/>
+      <w:color w:val="FF0000"/>
+      <w:sz w:val="22"/>
     </w:rPr>
   </w:style>
   <w:style w:type="character" w:customStyle="1" w:styleId="ErrorTok">
     <w:name w:val="ErrorTok"/>
     <w:basedOn w:val="VerbatimChar"/>
     <w:rPr>
-      <w:color w:val="ff0000"/>
+      <w:rFonts w:ascii="Consolas" w:hAnsi="Consolas"/>
       <w:b/>
+      <w:color w:val="FF0000"/>
+      <w:sz w:val="22"/>
     </w:rPr>
   </w:style>
   <w:style w:type="character" w:customStyle="1" w:styleId="NormalTok">
     <w:name w:val="NormalTok"/>
     <w:basedOn w:val="VerbatimChar"/>
-    <w:rPr/>
+    <w:rPr>
+      <w:rFonts w:ascii="Consolas" w:hAnsi="Consolas"/>
+      <w:sz w:val="22"/>
+    </w:rPr>
   </w:style>
 </w:styles>
 </file>

--- a/docs/dielectric-IDEs_quick-start_guide.docx
+++ b/docs/dielectric-IDEs_quick-start_guide.docx
@@ -18,19 +18,19 @@
         <w:t xml:space="preserve">Python code accompanying </w:t>
       </w:r>
       <w:r>
-        <w:t>J</w:t>
+        <w:t>C</w:t>
       </w:r>
       <w:r>
         <w:t xml:space="preserve">. </w:t>
       </w:r>
       <w:r>
-        <w:t>S</w:t>
+        <w:t>E</w:t>
       </w:r>
       <w:r>
         <w:t xml:space="preserve">. </w:t>
       </w:r>
       <w:r>
-        <w:t xml:space="preserve">Colton </w:t>
+        <w:t xml:space="preserve">McClure </w:t>
       </w:r>
       <w:r>
         <w:t>et al., “Measuring Dielectric Functions of Thin Films Using Interdigitated Electrodes, with Application to Metal Halide Perovskites” (2026). Code and data: https://github.com/coltonlab/dielectric-IDEs. The examples below use the data files of the paper, which are in the data/ folder, so you can run them and compare your output with what is printed here. The code and data are released under the MIT License (see LICENSE).</w:t>

--- a/docs/dielectric-IDEs_quick-start_guide.docx
+++ b/docs/dielectric-IDEs_quick-start_guide.docx
@@ -804,7 +804,7 @@
         <w:rPr>
           <w:rStyle w:val="VerbatimChar"/>
         </w:rPr>
-        <w:t xml:space="preserve">  f =    1019.4 Hz  eps_substrate = 4.5791  film eps_r = 95.3</w:t>
+        <w:t xml:space="preserve">  f =    1019.4 Hz  eps_substrate = 4.5797  film eps_r = 95.3</w:t>
       </w:r>
       <w:r>
         <w:br/>
@@ -822,7 +822,7 @@
         <w:rPr>
           <w:rStyle w:val="VerbatimChar"/>
         </w:rPr>
-        <w:t xml:space="preserve">  f =   99312.1 Hz  eps_substrate = 4.5346  film eps_r = 48.83</w:t>
+        <w:t xml:space="preserve">  f =   99312.1 Hz  eps_substrate = 4.5352  film eps_r = 48.84</w:t>
       </w:r>
       <w:r>
         <w:br/>
@@ -831,7 +831,7 @@
         <w:rPr>
           <w:rStyle w:val="VerbatimChar"/>
         </w:rPr>
-        <w:t xml:space="preserve">                    (Cp only 48.91; eps'' from G 8.58)</w:t>
+        <w:t xml:space="preserve">                    (Cp only 48.92; eps'' from G 8.58)</w:t>
       </w:r>
       <w:r>
         <w:br/>
@@ -840,7 +840,7 @@
         <w:rPr>
           <w:rStyle w:val="VerbatimChar"/>
         </w:rPr>
-        <w:t xml:space="preserve">  f = 1055353.3 Hz  eps_substrate = 4.5319  film eps_r = 46.93</w:t>
+        <w:t xml:space="preserve">  f = 1055353.3 Hz  eps_substrate = 4.5324  film eps_r = 46.94</w:t>
       </w:r>
       <w:r>
         <w:br/>
@@ -849,7 +849,7 @@
         <w:rPr>
           <w:rStyle w:val="VerbatimChar"/>
         </w:rPr>
-        <w:t xml:space="preserve">                    (Cp only 46.93; eps'' from G -0.171)</w:t>
+        <w:t xml:space="preserve">                    (Cp only 46.94; eps'' from G -0.171)</w:t>
       </w:r>
       <w:r>
         <w:br/>
@@ -858,7 +858,7 @@
         <w:rPr>
           <w:rStyle w:val="VerbatimChar"/>
         </w:rPr>
-        <w:t xml:space="preserve">  f = 9674842.1 Hz  eps_substrate = 4.5179  film eps_r = 46.25</w:t>
+        <w:t xml:space="preserve">  f = 9674842.1 Hz  eps_substrate = 4.5185  film eps_r = 46.25</w:t>
       </w:r>
     </w:p>
     <w:p>
@@ -866,7 +866,7 @@
         <w:pStyle w:val="FirstParagraph"/>
       </w:pPr>
       <w:r>
-        <w:t>The value at 9.67 MHz, 46.25, is the 46.2 of Fig. 7 of the paper. MAPI_s1.csv has one row per frequency (100 Hz–10 MHz by default) with these columns:</w:t>
+        <w:t>The value at 9.67 MHz, 46.25, is the 46.3 of Fig. 7 of the paper. MAPI_s1.csv has one row per frequency (100 Hz–10 MHz by default) with these columns:</w:t>
       </w:r>
     </w:p>
     <w:p>
@@ -1003,7 +1003,7 @@
         <w:pStyle w:val="FirstParagraph"/>
       </w:pPr>
       <w:r>
-        <w:t>This is the 46.2 ± 3.0 of the paper. The six items are those of Sec. IVB: absolute thickness (±20 nm), film-to-film thickness variation (4.4%), chip-to-chip variation of the blank (0.3%), the analyzer’s error at high frequency (0.27% at 9.67 MHz, ∝ f²), electrode geometry and model (0.5%), and capacitance resolution (0.0041 pF). These defaults describe our measurements; set your own, e.g. --dt-nm 10 if your thickness is known to ±10 nm. MAPI_s1_unc.csv gives every item at every frequency.</w:t>
+        <w:t>This is the 46.3 ± 3.0 of the paper. The six items are those of Sec. 4.2: absolute thickness (±20 nm), film-to-film thickness variation (4.4%), chip-to-chip variation of the blank (0.3%), the analyzer’s error at high frequency (0.27% at 9.67 MHz, ∝ f²), electrode geometry and model (0.5%), and capacitance resolution (0.0041 pF). These defaults describe our measurements; set your own, e.g. --dt-nm 10 if your thickness is known to ±10 nm. MAPI_s1_unc.csv gives every item at every frequency.</w:t>
       </w:r>
     </w:p>
     <w:p>
@@ -1042,7 +1042,7 @@
         <w:rPr>
           <w:rStyle w:val="VerbatimChar"/>
         </w:rPr>
-        <w:t>eps_i at 1.055e+06 Hz = 1.416 (NOT determined)</w:t>
+        <w:t>eps_i at 1.055e+06 Hz = 1.417 (NOT determined)</w:t>
       </w:r>
     </w:p>
     <w:p>
@@ -1089,7 +1089,7 @@
         <w:rPr>
           <w:rStyle w:val="VerbatimChar"/>
         </w:rPr>
-        <w:t>FEM (30240 nodes): S = 7.1796289   model: S = 7.1787841</w:t>
+        <w:t>FEM (30375 nodes): S = 7.1789243   model: S = 7.1780567</w:t>
       </w:r>
       <w:r>
         <w:br/>
@@ -1098,7 +1098,7 @@
         <w:rPr>
           <w:rStyle w:val="VerbatimChar"/>
         </w:rPr>
-        <w:t xml:space="preserve">    model/FEM - 1 = -0.0118%</w:t>
+        <w:t xml:space="preserve">    model/FEM - 1 = -0.0121%</w:t>
       </w:r>
     </w:p>
     <w:p>
@@ -1284,7 +1284,7 @@
               <w:pStyle w:val="Compact"/>
             </w:pPr>
             <w:r>
-              <w:t>the uncertainties of Sec. IVB</w:t>
+              <w:t>the uncertainties of Sec. 4.2</w:t>
             </w:r>
           </w:p>
         </w:tc>
@@ -1325,7 +1325,7 @@
               <w:pStyle w:val="Compact"/>
             </w:pPr>
             <w:r>
-              <w:t>εᵢ of all films (Fig. 5, Sec. IVB)</w:t>
+              <w:t>εᵢ of all films (Fig. 5, Sec. 4.2)</w:t>
             </w:r>
           </w:p>
         </w:tc>
@@ -1366,7 +1366,7 @@
               <w:pStyle w:val="Compact"/>
             </w:pPr>
             <w:r>
-              <w:t>Supplemental S4 and S9; recovery test of Sec. IIIB6</w:t>
+              <w:t>Supplemental S4 and S9; recovery test of Sec. 3.2.6</w:t>
             </w:r>
           </w:p>
         </w:tc>
@@ -1536,7 +1536,7 @@
         <w:rPr>
           <w:rStyle w:val="VerbatimChar"/>
         </w:rPr>
-        <w:t>geom = IDEGeometry(s_um=50.27, w_um=29.78, te_um=0.12, N=130, L_mm=7.475)</w:t>
+        <w:t>geom = IDEGeometry(s_um=50.27, w_um=29.78, te_um=0.115, N=130, L_mm=7.475)</w:t>
       </w:r>
       <w:r>
         <w:br/>
